--- a/docs/introduction to future developer.docx
+++ b/docs/introduction to future developer.docx
@@ -3,246 +3,226 @@
 <w:document xmlns:wpc="http://schemas.microsoft.com/office/word/2010/wordprocessingCanvas" xmlns:cx="http://schemas.microsoft.com/office/drawing/2014/chartex" xmlns:cx1="http://schemas.microsoft.com/office/drawing/2015/9/8/chartex" xmlns:cx2="http://schemas.microsoft.com/office/drawing/2015/10/21/chartex" xmlns:cx3="http://schemas.microsoft.com/office/drawing/2016/5/9/chartex" xmlns:cx4="http://schemas.microsoft.com/office/drawing/2016/5/10/chartex" xmlns:cx5="http://schemas.microsoft.com/office/drawing/2016/5/11/chartex" xmlns:cx6="http://schemas.microsoft.com/office/drawing/2016/5/12/chartex" xmlns:cx7="http://schemas.microsoft.com/office/drawing/2016/5/13/chartex" xmlns:cx8="http://schemas.microsoft.com/office/drawing/2016/5/14/chartex" xmlns:mc="http://schemas.openxmlformats.org/markup-compatibility/2006" xmlns:aink="http://schemas.microsoft.com/office/drawing/2016/ink" xmlns:am3d="http://schemas.microsoft.com/office/drawing/2017/model3d" xmlns:o="urn:schemas-microsoft-com:office:office" xmlns:oel="http://schemas.microsoft.com/office/2019/extlst" xmlns:r="http://schemas.openxmlformats.org/officeDocument/2006/relationships" xmlns:m="http://schemas.openxmlformats.org/officeDocument/2006/math" xmlns:v="urn:schemas-microsoft-com:vml" xmlns:wp14="http://schemas.microsoft.com/office/word/2010/wordprocessingDrawing" xmlns:wp="http://schemas.openxmlformats.org/drawingml/2006/wordprocessingDrawing" xmlns:w10="urn:schemas-microsoft-com:office:word" xmlns:w="http://schemas.openxmlformats.org/wordprocessingml/2006/main" xmlns:w14="http://schemas.microsoft.com/office/word/2010/wordml" xmlns:w15="http://schemas.microsoft.com/office/word/2012/wordml" xmlns:w16cex="http://schemas.microsoft.com/office/word/2018/wordml/cex" xmlns:w16cid="http://schemas.microsoft.com/office/word/2016/wordml/cid" xmlns:w16="http://schemas.microsoft.com/office/word/2018/wordml" xmlns:w16du="http://schemas.microsoft.com/office/word/2023/wordml/word16du" xmlns:w16sdtdh="http://schemas.microsoft.com/office/word/2020/wordml/sdtdatahash" xmlns:w16sdtfl="http://schemas.microsoft.com/office/word/2024/wordml/sdtformatlock" xmlns:w16se="http://schemas.microsoft.com/office/word/2015/wordml/symex" xmlns:wpg="http://schemas.microsoft.com/office/word/2010/wordprocessingGroup" xmlns:wpi="http://schemas.microsoft.com/office/word/2010/wordprocessingInk" xmlns:wne="http://schemas.microsoft.com/office/word/2006/wordml" xmlns:wps="http://schemas.microsoft.com/office/word/2010/wordprocessingShape" mc:Ignorable="w14 w15 w16se w16cid w16 w16cex w16sdtdh w16sdtfl w16du wp14">
   <w:body>
     <w:p>
-      <w:r>
+      <w:pPr>
         <w:rPr>
           <w:b/>
           <w:bCs/>
         </w:rPr>
-        <w:t># Future Developer Introduction Document</w:t>
-      </w:r>
-    </w:p>
-    <w:p/>
-    <w:p>
+      </w:pPr>
       <w:r>
         <w:rPr>
           <w:b/>
           <w:bCs/>
         </w:rPr>
-        <w:t>## Overview</w:t>
-      </w:r>
-    </w:p>
-    <w:p>
-      <w:r>
-        <w:t>This document provides a comprehensive guide for future developers working on the consultation platform. It covers the architecture, key components, data models, and guidance on extending and scaling the application.</w:t>
-      </w:r>
-    </w:p>
-    <w:p/>
-    <w:p>
-      <w:r>
-        <w:t>---</w:t>
-      </w:r>
-    </w:p>
-    <w:p/>
-    <w:p>
-      <w:r>
+        <w:t>Future Developer Introduction Document</w:t>
+      </w:r>
+    </w:p>
+    <w:p>
+      <w:pPr>
         <w:rPr>
           <w:b/>
           <w:bCs/>
         </w:rPr>
-        <w:t>## Architecture and Key Components</w:t>
-      </w:r>
-    </w:p>
-    <w:p/>
-    <w:p>
-      <w:r>
-        <w:t>- The platform is built using the Django framework with a modular app structure:</w:t>
-      </w:r>
-    </w:p>
-    <w:p>
-      <w:r>
-        <w:t xml:space="preserve">  - </w:t>
-      </w:r>
+      </w:pPr>
       <w:r>
         <w:rPr>
           <w:b/>
           <w:bCs/>
         </w:rPr>
-        <w:t>**</w:t>
-      </w:r>
-      <w:proofErr w:type="spellStart"/>
-      <w:r>
+        <w:t>Overview</w:t>
+      </w:r>
+    </w:p>
+    <w:p>
+      <w:r>
+        <w:t>This document serves as an exhaustive technical guide for future developers working on the consultation platform. It covers the system architecture, core components, data models, code organization, development workflows, security considerations, and best practices. The goal is to provide a single reference point that equips developers with the knowledge needed to confidently develop, maintain, and scale the application.</w:t>
+      </w:r>
+    </w:p>
+    <w:p>
+      <w:r>
+        <w:pict w14:anchorId="451B0583">
+          <v:rect id="_x0000_i1025" style="width:0;height:1.5pt" o:hralign="center" o:hrstd="t" o:hrnoshade="t" o:hr="t" fillcolor="#ccc" stroked="f"/>
+        </w:pict>
+      </w:r>
+    </w:p>
+    <w:p>
+      <w:pPr>
         <w:rPr>
           <w:b/>
           <w:bCs/>
         </w:rPr>
-        <w:t>custom_</w:t>
-      </w:r>
-      <w:proofErr w:type="gramStart"/>
+      </w:pPr>
       <w:r>
         <w:rPr>
           <w:b/>
           <w:bCs/>
         </w:rPr>
-        <w:t>admin</w:t>
-      </w:r>
-      <w:proofErr w:type="spellEnd"/>
+        <w:t>System Architecture</w:t>
+      </w:r>
+    </w:p>
+    <w:p>
+      <w:r>
+        <w:t>The consultation platform is built using the Django web framework, leveraging its modular app structure to separate concerns and enhance maintainability. The system is composed of three primary Django apps:</w:t>
+      </w:r>
+    </w:p>
+    <w:p>
+      <w:pPr>
+        <w:numPr>
+          <w:ilvl w:val="0"/>
+          <w:numId w:val="6"/>
+        </w:numPr>
+      </w:pPr>
       <w:r>
         <w:rPr>
           <w:b/>
           <w:bCs/>
         </w:rPr>
-        <w:t>:*</w:t>
-      </w:r>
-      <w:proofErr w:type="gramEnd"/>
+        <w:t>custom_admin:</w:t>
+      </w:r>
+      <w:r>
+        <w:t xml:space="preserve"> Responsible for all administrative functionalities including consultant management, invoice and skill management, and the admin dashboard. This app handles user roles, permissions, and system-wide administrative workflows.</w:t>
+      </w:r>
+    </w:p>
+    <w:p>
+      <w:pPr>
+        <w:numPr>
+          <w:ilvl w:val="0"/>
+          <w:numId w:val="6"/>
+        </w:numPr>
+      </w:pPr>
       <w:r>
         <w:rPr>
           <w:b/>
           <w:bCs/>
         </w:rPr>
-        <w:t>*</w:t>
-      </w:r>
-      <w:r>
-        <w:t xml:space="preserve"> Handles admin functionalities including consultant management, invoice and skill management, and admin dashboard.</w:t>
-      </w:r>
-    </w:p>
-    <w:p>
-      <w:r>
-        <w:t xml:space="preserve">  - </w:t>
-      </w:r>
+        <w:t>consultation:</w:t>
+      </w:r>
+      <w:r>
+        <w:t xml:space="preserve"> Manages consultant-facing features such as dashboards, timesheet and invoice uploads, profile management, and registration processes. It encapsulates all business logic related to consultants.</w:t>
+      </w:r>
+    </w:p>
+    <w:p>
+      <w:pPr>
+        <w:numPr>
+          <w:ilvl w:val="0"/>
+          <w:numId w:val="6"/>
+        </w:numPr>
+      </w:pPr>
       <w:r>
         <w:rPr>
           <w:b/>
           <w:bCs/>
         </w:rPr>
-        <w:t>**</w:t>
-      </w:r>
-      <w:proofErr w:type="gramStart"/>
-      <w:r>
+        <w:t>general:</w:t>
+      </w:r>
+      <w:r>
+        <w:t xml:space="preserve"> Contains general-purpose views and templates, including landing pages and session booking forms accessible to public users.</w:t>
+      </w:r>
+    </w:p>
+    <w:p>
+      <w:r>
+        <w:t>The platform uses Django’s ORM for database interactions, with a PostgreSQL or SQLite backend (configurable). It employs RESTful APIs for frontend-backend communication, primarily through Django REST Framework.</w:t>
+      </w:r>
+    </w:p>
+    <w:p>
+      <w:r>
+        <w:pict w14:anchorId="38AF586B">
+          <v:rect id="_x0000_i1026" style="width:0;height:1.5pt" o:hralign="center" o:hrstd="t" o:hrnoshade="t" o:hr="t" fillcolor="#ccc" stroked="f"/>
+        </w:pict>
+      </w:r>
+    </w:p>
+    <w:p>
+      <w:pPr>
         <w:rPr>
           <w:b/>
           <w:bCs/>
         </w:rPr>
-        <w:t>consultation:*</w:t>
-      </w:r>
-      <w:proofErr w:type="gramEnd"/>
+      </w:pPr>
       <w:r>
         <w:rPr>
           <w:b/>
           <w:bCs/>
         </w:rPr>
-        <w:t>*</w:t>
-      </w:r>
-      <w:r>
-        <w:t xml:space="preserve"> Manages consultant-facing features such as dashboard, timesheets, invoices, profile management, and registration.</w:t>
-      </w:r>
-    </w:p>
-    <w:p>
-      <w:r>
-        <w:t xml:space="preserve">  - </w:t>
-      </w:r>
-      <w:r>
+        <w:t>Key Components and Data Models</w:t>
+      </w:r>
+    </w:p>
+    <w:p>
+      <w:pPr>
         <w:rPr>
           <w:b/>
           <w:bCs/>
         </w:rPr>
-        <w:t>**</w:t>
-      </w:r>
-      <w:proofErr w:type="gramStart"/>
+      </w:pPr>
       <w:r>
         <w:rPr>
           <w:b/>
           <w:bCs/>
         </w:rPr>
-        <w:t>general:*</w:t>
-      </w:r>
-      <w:proofErr w:type="gramEnd"/>
-      <w:r>
+        <w:t>User and Authentication</w:t>
+      </w:r>
+    </w:p>
+    <w:p>
+      <w:pPr>
+        <w:numPr>
+          <w:ilvl w:val="0"/>
+          <w:numId w:val="7"/>
+        </w:numPr>
+      </w:pPr>
+      <w:r>
+        <w:t>The system uses a custom user model extending Django’s AbstractBaseUser, with email as the unique identifier.</w:t>
+      </w:r>
+    </w:p>
+    <w:p>
+      <w:pPr>
+        <w:numPr>
+          <w:ilvl w:val="0"/>
+          <w:numId w:val="7"/>
+        </w:numPr>
+      </w:pPr>
+      <w:r>
+        <w:t>User roles are defined via a role field distinguishing between 'admin' and 'consultant'.</w:t>
+      </w:r>
+    </w:p>
+    <w:p>
+      <w:pPr>
+        <w:numPr>
+          <w:ilvl w:val="0"/>
+          <w:numId w:val="7"/>
+        </w:numPr>
+      </w:pPr>
+      <w:r>
+        <w:t>Consultant passwords are encrypted using Fernet symmetric encryption for secure storage and retrieval by admins.</w:t>
+      </w:r>
+    </w:p>
+    <w:p>
+      <w:pPr>
+        <w:numPr>
+          <w:ilvl w:val="0"/>
+          <w:numId w:val="7"/>
+        </w:numPr>
+      </w:pPr>
+      <w:r>
+        <w:lastRenderedPageBreak/>
+        <w:t>Admin passwords use Django’s default PBKDF2 hashing for security.</w:t>
+      </w:r>
+    </w:p>
+    <w:p>
+      <w:pPr>
+        <w:numPr>
+          <w:ilvl w:val="0"/>
+          <w:numId w:val="7"/>
+        </w:numPr>
+      </w:pPr>
+      <w:r>
+        <w:t>Authentication is managed via Django’s built-in mechanisms, supplemented with OTP-based password reset flows for consultants.</w:t>
+      </w:r>
+    </w:p>
+    <w:p>
+      <w:pPr>
         <w:rPr>
           <w:b/>
           <w:bCs/>
         </w:rPr>
-        <w:t>*</w:t>
-      </w:r>
-      <w:r>
-        <w:t xml:space="preserve"> Contains general views and templates like landing pages and session booking forms.</w:t>
-      </w:r>
-    </w:p>
-    <w:p/>
-    <w:p>
-      <w:r>
-        <w:t xml:space="preserve">- Uses Django ORM for data </w:t>
-      </w:r>
-      <w:proofErr w:type="spellStart"/>
-      <w:r>
-        <w:t>modeling</w:t>
-      </w:r>
-      <w:proofErr w:type="spellEnd"/>
-      <w:r>
-        <w:t xml:space="preserve"> and relationships.</w:t>
-      </w:r>
-    </w:p>
-    <w:p>
-      <w:r>
-        <w:t>- Custom user model supports roles: 'admin' and 'consultant'.</w:t>
-      </w:r>
-    </w:p>
-    <w:p>
-      <w:r>
-        <w:t>- Passwords for consultants are encrypted using Fernet symmetric encryption; admins use Django's default hashing.</w:t>
-      </w:r>
-    </w:p>
-    <w:p/>
-    <w:p>
-      <w:r>
-        <w:t>---</w:t>
-      </w:r>
-    </w:p>
-    <w:p/>
-    <w:p>
-      <w:r>
-        <w:rPr>
-          <w:b/>
-          <w:bCs/>
-        </w:rPr>
-        <w:t>## Data Models and Relationships</w:t>
-      </w:r>
-    </w:p>
-    <w:p/>
-    <w:p>
-      <w:r>
-        <w:t xml:space="preserve">- </w:t>
-      </w:r>
-      <w:r>
-        <w:rPr>
-          <w:b/>
-          <w:bCs/>
-        </w:rPr>
-        <w:t>**</w:t>
-      </w:r>
-      <w:proofErr w:type="gramStart"/>
-      <w:r>
-        <w:rPr>
-          <w:b/>
-          <w:bCs/>
-        </w:rPr>
-        <w:t>User:*</w:t>
-      </w:r>
-      <w:proofErr w:type="gramEnd"/>
-      <w:r>
-        <w:rPr>
-          <w:b/>
-          <w:bCs/>
-        </w:rPr>
-        <w:t>*</w:t>
-      </w:r>
-      <w:r>
-        <w:t xml:space="preserve"> Custom user model with email as username and role field.</w:t>
-      </w:r>
-    </w:p>
-    <w:p>
-      <w:r>
-        <w:lastRenderedPageBreak/>
-        <w:t xml:space="preserve">- </w:t>
-      </w:r>
-      <w:r>
-        <w:rPr>
-          <w:b/>
-          <w:bCs/>
-        </w:rPr>
-        <w:t>**</w:t>
-      </w:r>
-      <w:proofErr w:type="spellStart"/>
-      <w:proofErr w:type="gramStart"/>
+      </w:pPr>
       <w:r>
         <w:rPr>
           <w:b/>
@@ -250,172 +230,121 @@
         </w:rPr>
         <w:t>ConsultantProfile</w:t>
       </w:r>
-      <w:proofErr w:type="spellEnd"/>
-      <w:r>
+    </w:p>
+    <w:p>
+      <w:pPr>
+        <w:numPr>
+          <w:ilvl w:val="0"/>
+          <w:numId w:val="8"/>
+        </w:numPr>
+      </w:pPr>
+      <w:r>
+        <w:t>Stores detailed consultant information including personal details, banking information, skills (many-to-many relationship), and approval status.</w:t>
+      </w:r>
+    </w:p>
+    <w:p>
+      <w:pPr>
+        <w:numPr>
+          <w:ilvl w:val="0"/>
+          <w:numId w:val="8"/>
+        </w:numPr>
+      </w:pPr>
+      <w:r>
+        <w:t>Skills are managed via a separate Skill model with soft delete support to maintain historical data integrity.</w:t>
+      </w:r>
+    </w:p>
+    <w:p>
+      <w:pPr>
         <w:rPr>
           <w:b/>
           <w:bCs/>
         </w:rPr>
-        <w:t>:*</w:t>
-      </w:r>
-      <w:proofErr w:type="gramEnd"/>
+      </w:pPr>
       <w:r>
         <w:rPr>
           <w:b/>
           <w:bCs/>
         </w:rPr>
-        <w:t>*</w:t>
-      </w:r>
-      <w:r>
-        <w:t xml:space="preserve"> Stores consultant personal, banking, skills, and status information.</w:t>
-      </w:r>
-    </w:p>
-    <w:p>
-      <w:r>
-        <w:t xml:space="preserve">- </w:t>
-      </w:r>
-      <w:r>
+        <w:t>Timesheet and Invoice Models</w:t>
+      </w:r>
+    </w:p>
+    <w:p>
+      <w:pPr>
+        <w:numPr>
+          <w:ilvl w:val="0"/>
+          <w:numId w:val="9"/>
+        </w:numPr>
+      </w:pPr>
+      <w:r>
+        <w:t>Timesheet and Invoice models store uploaded files, statuses, and metadata linked to consultants.</w:t>
+      </w:r>
+    </w:p>
+    <w:p>
+      <w:pPr>
+        <w:numPr>
+          <w:ilvl w:val="0"/>
+          <w:numId w:val="9"/>
+        </w:numPr>
+      </w:pPr>
+      <w:r>
+        <w:t>Status fields track workflow states such as 'awaiting_review', 'approved', and 'rejected'.</w:t>
+      </w:r>
+    </w:p>
+    <w:p>
+      <w:pPr>
+        <w:numPr>
+          <w:ilvl w:val="0"/>
+          <w:numId w:val="9"/>
+        </w:numPr>
+      </w:pPr>
+      <w:r>
+        <w:t>File uploads are handled via Django’s FileField, stored in a structured media directory.</w:t>
+      </w:r>
+    </w:p>
+    <w:p>
+      <w:pPr>
         <w:rPr>
           <w:b/>
           <w:bCs/>
         </w:rPr>
-        <w:t>**</w:t>
-      </w:r>
-      <w:proofErr w:type="spellStart"/>
-      <w:proofErr w:type="gramStart"/>
+      </w:pPr>
       <w:r>
         <w:rPr>
           <w:b/>
           <w:bCs/>
         </w:rPr>
-        <w:t>ConsultantStatus</w:t>
-      </w:r>
-      <w:proofErr w:type="spellEnd"/>
-      <w:r>
+        <w:t>Skill Model</w:t>
+      </w:r>
+    </w:p>
+    <w:p>
+      <w:pPr>
+        <w:numPr>
+          <w:ilvl w:val="0"/>
+          <w:numId w:val="10"/>
+        </w:numPr>
+      </w:pPr>
+      <w:r>
+        <w:t>Maintains a catalog of skills available for consultants to select.</w:t>
+      </w:r>
+    </w:p>
+    <w:p>
+      <w:pPr>
+        <w:numPr>
+          <w:ilvl w:val="0"/>
+          <w:numId w:val="10"/>
+        </w:numPr>
+      </w:pPr>
+      <w:r>
+        <w:t>Supports soft deletion to preserve historical data while hiding inactive skills.</w:t>
+      </w:r>
+    </w:p>
+    <w:p>
+      <w:pPr>
         <w:rPr>
           <w:b/>
           <w:bCs/>
         </w:rPr>
-        <w:t>:*</w:t>
-      </w:r>
-      <w:proofErr w:type="gramEnd"/>
-      <w:r>
-        <w:rPr>
-          <w:b/>
-          <w:bCs/>
-        </w:rPr>
-        <w:t>*</w:t>
-      </w:r>
-      <w:r>
-        <w:t xml:space="preserve"> Tracks approval status of consultants.</w:t>
-      </w:r>
-    </w:p>
-    <w:p>
-      <w:r>
-        <w:t xml:space="preserve">- </w:t>
-      </w:r>
-      <w:r>
-        <w:rPr>
-          <w:b/>
-          <w:bCs/>
-        </w:rPr>
-        <w:t>**</w:t>
-      </w:r>
-      <w:proofErr w:type="gramStart"/>
-      <w:r>
-        <w:rPr>
-          <w:b/>
-          <w:bCs/>
-        </w:rPr>
-        <w:t>Timesheet:*</w:t>
-      </w:r>
-      <w:proofErr w:type="gramEnd"/>
-      <w:r>
-        <w:rPr>
-          <w:b/>
-          <w:bCs/>
-        </w:rPr>
-        <w:t>*</w:t>
-      </w:r>
-      <w:r>
-        <w:t xml:space="preserve"> Stores timesheet files and statuses linked to consultants.</w:t>
-      </w:r>
-    </w:p>
-    <w:p>
-      <w:r>
-        <w:t xml:space="preserve">- </w:t>
-      </w:r>
-      <w:r>
-        <w:rPr>
-          <w:b/>
-          <w:bCs/>
-        </w:rPr>
-        <w:t>**</w:t>
-      </w:r>
-      <w:proofErr w:type="gramStart"/>
-      <w:r>
-        <w:rPr>
-          <w:b/>
-          <w:bCs/>
-        </w:rPr>
-        <w:t>Invoice:*</w:t>
-      </w:r>
-      <w:proofErr w:type="gramEnd"/>
-      <w:r>
-        <w:rPr>
-          <w:b/>
-          <w:bCs/>
-        </w:rPr>
-        <w:t>*</w:t>
-      </w:r>
-      <w:r>
-        <w:t xml:space="preserve"> Stores invoice files and statuses linked to consultants.</w:t>
-      </w:r>
-    </w:p>
-    <w:p>
-      <w:r>
-        <w:t xml:space="preserve">- </w:t>
-      </w:r>
-      <w:r>
-        <w:rPr>
-          <w:b/>
-          <w:bCs/>
-        </w:rPr>
-        <w:t>**</w:t>
-      </w:r>
-      <w:proofErr w:type="gramStart"/>
-      <w:r>
-        <w:rPr>
-          <w:b/>
-          <w:bCs/>
-        </w:rPr>
-        <w:t>Skill:*</w:t>
-      </w:r>
-      <w:proofErr w:type="gramEnd"/>
-      <w:r>
-        <w:rPr>
-          <w:b/>
-          <w:bCs/>
-        </w:rPr>
-        <w:t>*</w:t>
-      </w:r>
-      <w:r>
-        <w:t xml:space="preserve"> Master data for skills with soft delete support.</w:t>
-      </w:r>
-    </w:p>
-    <w:p>
-      <w:r>
-        <w:t xml:space="preserve">- </w:t>
-      </w:r>
-      <w:r>
-        <w:rPr>
-          <w:b/>
-          <w:bCs/>
-        </w:rPr>
-        <w:t>**</w:t>
-      </w:r>
-      <w:proofErr w:type="spellStart"/>
-      <w:proofErr w:type="gramStart"/>
+      </w:pPr>
       <w:r>
         <w:rPr>
           <w:b/>
@@ -423,503 +352,535 @@
         </w:rPr>
         <w:t>SessionBooking</w:t>
       </w:r>
-      <w:proofErr w:type="spellEnd"/>
-      <w:r>
+    </w:p>
+    <w:p>
+      <w:pPr>
+        <w:numPr>
+          <w:ilvl w:val="0"/>
+          <w:numId w:val="11"/>
+        </w:numPr>
+      </w:pPr>
+      <w:r>
+        <w:t>Records public session booking requests with user contact details and consultation fields.</w:t>
+      </w:r>
+    </w:p>
+    <w:p>
+      <w:pPr>
+        <w:numPr>
+          <w:ilvl w:val="0"/>
+          <w:numId w:val="11"/>
+        </w:numPr>
+      </w:pPr>
+      <w:r>
+        <w:t>Bookings are processed manually by admins.</w:t>
+      </w:r>
+    </w:p>
+    <w:p>
+      <w:r>
+        <w:pict w14:anchorId="39DFD4F1">
+          <v:rect id="_x0000_i1027" style="width:0;height:1.5pt" o:hralign="center" o:hrstd="t" o:hrnoshade="t" o:hr="t" fillcolor="#ccc" stroked="f"/>
+        </w:pict>
+      </w:r>
+    </w:p>
+    <w:p>
+      <w:pPr>
         <w:rPr>
           <w:b/>
           <w:bCs/>
         </w:rPr>
-        <w:t>:*</w:t>
-      </w:r>
-      <w:proofErr w:type="gramEnd"/>
+      </w:pPr>
       <w:r>
         <w:rPr>
           <w:b/>
           <w:bCs/>
         </w:rPr>
-        <w:t>*</w:t>
-      </w:r>
-      <w:r>
-        <w:t xml:space="preserve"> Records consultation session bookings.</w:t>
-      </w:r>
-    </w:p>
-    <w:p/>
-    <w:p>
-      <w:r>
-        <w:t>---</w:t>
-      </w:r>
-    </w:p>
-    <w:p>
-      <w:r>
+        <w:t>Codebase Organization</w:t>
+      </w:r>
+    </w:p>
+    <w:p>
+      <w:pPr>
         <w:rPr>
           <w:b/>
           <w:bCs/>
         </w:rPr>
-        <w:t>## Code Organization</w:t>
-      </w:r>
-    </w:p>
-    <w:p/>
-    <w:p>
-      <w:r>
-        <w:t xml:space="preserve">- </w:t>
-      </w:r>
+      </w:pPr>
       <w:r>
         <w:rPr>
           <w:b/>
           <w:bCs/>
         </w:rPr>
-        <w:t>**</w:t>
-      </w:r>
-      <w:proofErr w:type="spellStart"/>
-      <w:proofErr w:type="gramStart"/>
-      <w:r>
+        <w:t>Views</w:t>
+      </w:r>
+    </w:p>
+    <w:p>
+      <w:pPr>
+        <w:numPr>
+          <w:ilvl w:val="0"/>
+          <w:numId w:val="12"/>
+        </w:numPr>
+      </w:pPr>
+      <w:r>
+        <w:t>custom_admin/views.py: Contains class-based and function-based views handling admin operations, including consultant management, invoice processing, skill management, and dashboard data aggregation.</w:t>
+      </w:r>
+    </w:p>
+    <w:p>
+      <w:pPr>
+        <w:numPr>
+          <w:ilvl w:val="0"/>
+          <w:numId w:val="12"/>
+        </w:numPr>
+      </w:pPr>
+      <w:r>
+        <w:t>consultation/views.py: Implements consultant-facing views for dashboard display, timesheet and invoice uploads, profile management, and registration workflows.</w:t>
+      </w:r>
+    </w:p>
+    <w:p>
+      <w:pPr>
         <w:rPr>
           <w:b/>
           <w:bCs/>
         </w:rPr>
-        <w:t>custom_admin</w:t>
-      </w:r>
-      <w:proofErr w:type="spellEnd"/>
+      </w:pPr>
       <w:r>
         <w:rPr>
           <w:b/>
           <w:bCs/>
         </w:rPr>
-        <w:t>/views.py:*</w:t>
-      </w:r>
-      <w:proofErr w:type="gramEnd"/>
-      <w:r>
+        <w:lastRenderedPageBreak/>
+        <w:t>Models</w:t>
+      </w:r>
+    </w:p>
+    <w:p>
+      <w:pPr>
+        <w:numPr>
+          <w:ilvl w:val="0"/>
+          <w:numId w:val="13"/>
+        </w:numPr>
+      </w:pPr>
+      <w:r>
+        <w:t>Defined in custom_admin/models.py and consultation/models.py, models encapsulate business entities with appropriate fields, relationships, and custom methods for domain logic.</w:t>
+      </w:r>
+    </w:p>
+    <w:p>
+      <w:pPr>
         <w:rPr>
           <w:b/>
           <w:bCs/>
         </w:rPr>
-        <w:t>*</w:t>
-      </w:r>
-      <w:r>
-        <w:t xml:space="preserve"> Admin views and APIs.</w:t>
-      </w:r>
-    </w:p>
-    <w:p>
-      <w:r>
-        <w:t xml:space="preserve">- </w:t>
-      </w:r>
+      </w:pPr>
       <w:r>
         <w:rPr>
           <w:b/>
           <w:bCs/>
         </w:rPr>
-        <w:t>**</w:t>
-      </w:r>
-      <w:proofErr w:type="gramStart"/>
-      <w:r>
+        <w:t>Forms</w:t>
+      </w:r>
+    </w:p>
+    <w:p>
+      <w:pPr>
+        <w:numPr>
+          <w:ilvl w:val="0"/>
+          <w:numId w:val="14"/>
+        </w:numPr>
+      </w:pPr>
+      <w:r>
+        <w:t>custom_admin/forms.py and consultation/forms.py provide Django forms for input validation, file handling, and user interaction.</w:t>
+      </w:r>
+    </w:p>
+    <w:p>
+      <w:pPr>
         <w:rPr>
           <w:b/>
           <w:bCs/>
         </w:rPr>
-        <w:t>consultation/views.py:*</w:t>
-      </w:r>
-      <w:proofErr w:type="gramEnd"/>
+      </w:pPr>
       <w:r>
         <w:rPr>
           <w:b/>
           <w:bCs/>
         </w:rPr>
-        <w:t>*</w:t>
-      </w:r>
-      <w:r>
-        <w:t xml:space="preserve"> Consultant views and APIs.</w:t>
-      </w:r>
-    </w:p>
-    <w:p>
-      <w:r>
-        <w:t xml:space="preserve">- </w:t>
-      </w:r>
-      <w:r>
+        <w:t>Templates and Static Files</w:t>
+      </w:r>
+    </w:p>
+    <w:p>
+      <w:pPr>
+        <w:numPr>
+          <w:ilvl w:val="0"/>
+          <w:numId w:val="15"/>
+        </w:numPr>
+      </w:pPr>
+      <w:r>
+        <w:t>HTML templates are organized by app under templates/, following Django’s template inheritance patterns.</w:t>
+      </w:r>
+    </w:p>
+    <w:p>
+      <w:pPr>
+        <w:numPr>
+          <w:ilvl w:val="0"/>
+          <w:numId w:val="15"/>
+        </w:numPr>
+      </w:pPr>
+      <w:r>
+        <w:t>Static assets including CSS, JavaScript, and images are stored under static/ directories, with separate folders for admin and consultant assets.</w:t>
+      </w:r>
+    </w:p>
+    <w:p>
+      <w:pPr>
         <w:rPr>
           <w:b/>
           <w:bCs/>
         </w:rPr>
-        <w:t>**</w:t>
-      </w:r>
-      <w:proofErr w:type="spellStart"/>
-      <w:proofErr w:type="gramStart"/>
+      </w:pPr>
       <w:r>
         <w:rPr>
           <w:b/>
           <w:bCs/>
         </w:rPr>
-        <w:t>custom_admin</w:t>
-      </w:r>
-      <w:proofErr w:type="spellEnd"/>
-      <w:r>
+        <w:t>Management Commands</w:t>
+      </w:r>
+    </w:p>
+    <w:p>
+      <w:pPr>
+        <w:numPr>
+          <w:ilvl w:val="0"/>
+          <w:numId w:val="16"/>
+        </w:numPr>
+      </w:pPr>
+      <w:r>
+        <w:t>Custom Django management commands automate tasks such as cleanup of old logs and redundant files, and test data creation.</w:t>
+      </w:r>
+    </w:p>
+    <w:p>
+      <w:r>
+        <w:pict w14:anchorId="5AF8F3BF">
+          <v:rect id="_x0000_i1028" style="width:0;height:1.5pt" o:hralign="center" o:hrstd="t" o:hrnoshade="t" o:hr="t" fillcolor="#ccc" stroked="f"/>
+        </w:pict>
+      </w:r>
+    </w:p>
+    <w:p>
+      <w:pPr>
         <w:rPr>
           <w:b/>
           <w:bCs/>
         </w:rPr>
-        <w:t>/models.py:*</w:t>
-      </w:r>
-      <w:proofErr w:type="gramEnd"/>
+      </w:pPr>
       <w:r>
         <w:rPr>
           <w:b/>
           <w:bCs/>
         </w:rPr>
-        <w:t>*</w:t>
-      </w:r>
-      <w:r>
-        <w:t xml:space="preserve"> User, Skill, </w:t>
-      </w:r>
-      <w:proofErr w:type="spellStart"/>
-      <w:r>
-        <w:t>ConsultantStatus</w:t>
-      </w:r>
-      <w:proofErr w:type="spellEnd"/>
-      <w:r>
-        <w:t>, Timesheet, Invoice models.</w:t>
-      </w:r>
-    </w:p>
-    <w:p>
-      <w:r>
-        <w:t xml:space="preserve">- </w:t>
-      </w:r>
-      <w:r>
+        <w:t>Development Workflows and Best Practices</w:t>
+      </w:r>
+    </w:p>
+    <w:p>
+      <w:pPr>
+        <w:numPr>
+          <w:ilvl w:val="0"/>
+          <w:numId w:val="17"/>
+        </w:numPr>
+      </w:pPr>
+      <w:r>
+        <w:t>Follow Django’s MVC (Model-View-Controller) architecture strictly, keeping business logic in models and views, and presentation logic in templates.</w:t>
+      </w:r>
+    </w:p>
+    <w:p>
+      <w:pPr>
+        <w:numPr>
+          <w:ilvl w:val="0"/>
+          <w:numId w:val="17"/>
+        </w:numPr>
+      </w:pPr>
+      <w:r>
+        <w:t>Use Django’s built-in decorators for authentication and permission checks to secure views.</w:t>
+      </w:r>
+    </w:p>
+    <w:p>
+      <w:pPr>
+        <w:numPr>
+          <w:ilvl w:val="0"/>
+          <w:numId w:val="17"/>
+        </w:numPr>
+      </w:pPr>
+      <w:r>
+        <w:t>Write unit tests for models, views, and forms to ensure reliability and facilitate refactoring.</w:t>
+      </w:r>
+    </w:p>
+    <w:p>
+      <w:pPr>
+        <w:numPr>
+          <w:ilvl w:val="0"/>
+          <w:numId w:val="17"/>
+        </w:numPr>
+      </w:pPr>
+      <w:r>
+        <w:t>Use logging extensively for debugging and monitoring, with separate log files for general, backend, error, and server events.</w:t>
+      </w:r>
+    </w:p>
+    <w:p>
+      <w:pPr>
+        <w:numPr>
+          <w:ilvl w:val="0"/>
+          <w:numId w:val="17"/>
+        </w:numPr>
+      </w:pPr>
+      <w:r>
+        <w:t>Employ environment variables and Django settings for configuration management, including database connections, email SMTP settings, and media storage paths.</w:t>
+      </w:r>
+    </w:p>
+    <w:p>
+      <w:pPr>
+        <w:numPr>
+          <w:ilvl w:val="0"/>
+          <w:numId w:val="17"/>
+        </w:numPr>
+      </w:pPr>
+      <w:r>
+        <w:t>Use Git for version control with feature branches and pull requests for collaborative development.</w:t>
+      </w:r>
+    </w:p>
+    <w:p>
+      <w:pPr>
+        <w:numPr>
+          <w:ilvl w:val="0"/>
+          <w:numId w:val="17"/>
+        </w:numPr>
+      </w:pPr>
+      <w:r>
+        <w:t>Adhere to PEP8 coding standards and maintain consistent code formatting.</w:t>
+      </w:r>
+    </w:p>
+    <w:p>
+      <w:r>
+        <w:pict w14:anchorId="1BABCA32">
+          <v:rect id="_x0000_i1029" style="width:0;height:1.5pt" o:hralign="center" o:hrstd="t" o:hrnoshade="t" o:hr="t" fillcolor="#ccc" stroked="f"/>
+        </w:pict>
+      </w:r>
+    </w:p>
+    <w:p>
+      <w:pPr>
         <w:rPr>
           <w:b/>
           <w:bCs/>
         </w:rPr>
-        <w:t>**</w:t>
-      </w:r>
-      <w:proofErr w:type="gramStart"/>
+      </w:pPr>
       <w:r>
         <w:rPr>
           <w:b/>
           <w:bCs/>
         </w:rPr>
-        <w:t>consultation/models.py:*</w:t>
-      </w:r>
-      <w:proofErr w:type="gramEnd"/>
-      <w:r>
+        <w:lastRenderedPageBreak/>
+        <w:t>Security Considerations</w:t>
+      </w:r>
+    </w:p>
+    <w:p>
+      <w:pPr>
+        <w:numPr>
+          <w:ilvl w:val="0"/>
+          <w:numId w:val="18"/>
+        </w:numPr>
+      </w:pPr>
+      <w:r>
+        <w:t>Passwords are stored securely using encryption and hashing.</w:t>
+      </w:r>
+    </w:p>
+    <w:p>
+      <w:pPr>
+        <w:numPr>
+          <w:ilvl w:val="0"/>
+          <w:numId w:val="18"/>
+        </w:numPr>
+      </w:pPr>
+      <w:r>
+        <w:t>Admin views are protected with staff-only access controls.</w:t>
+      </w:r>
+    </w:p>
+    <w:p>
+      <w:pPr>
+        <w:numPr>
+          <w:ilvl w:val="0"/>
+          <w:numId w:val="18"/>
+        </w:numPr>
+      </w:pPr>
+      <w:r>
+        <w:t>Sensitive data such as banking details are encrypted and access-restricted.</w:t>
+      </w:r>
+    </w:p>
+    <w:p>
+      <w:pPr>
+        <w:numPr>
+          <w:ilvl w:val="0"/>
+          <w:numId w:val="18"/>
+        </w:numPr>
+      </w:pPr>
+      <w:r>
+        <w:t>OTP-based password reset flows add an extra layer of security for consultants.</w:t>
+      </w:r>
+    </w:p>
+    <w:p>
+      <w:pPr>
+        <w:numPr>
+          <w:ilvl w:val="0"/>
+          <w:numId w:val="18"/>
+        </w:numPr>
+      </w:pPr>
+      <w:r>
+        <w:t>Session timeouts and rate limiting are implemented to prevent unauthorized access and abuse.</w:t>
+      </w:r>
+    </w:p>
+    <w:p>
+      <w:r>
+        <w:pict w14:anchorId="2878918B">
+          <v:rect id="_x0000_i1030" style="width:0;height:1.5pt" o:hralign="center" o:hrstd="t" o:hrnoshade="t" o:hr="t" fillcolor="#ccc" stroked="f"/>
+        </w:pict>
+      </w:r>
+    </w:p>
+    <w:p>
+      <w:pPr>
         <w:rPr>
           <w:b/>
           <w:bCs/>
         </w:rPr>
-        <w:t>*</w:t>
-      </w:r>
-      <w:r>
-        <w:t xml:space="preserve"> </w:t>
-      </w:r>
-      <w:proofErr w:type="spellStart"/>
-      <w:r>
-        <w:t>ConsultantProfile</w:t>
-      </w:r>
-      <w:proofErr w:type="spellEnd"/>
-      <w:r>
-        <w:t>, Timesheet, Invoice models.</w:t>
-      </w:r>
-    </w:p>
-    <w:p>
-      <w:r>
-        <w:t xml:space="preserve">- </w:t>
-      </w:r>
+      </w:pPr>
       <w:r>
         <w:rPr>
           <w:b/>
           <w:bCs/>
         </w:rPr>
-        <w:t>**</w:t>
-      </w:r>
-      <w:proofErr w:type="spellStart"/>
-      <w:proofErr w:type="gramStart"/>
-      <w:r>
+        <w:t>Extensibility and Scaling</w:t>
+      </w:r>
+    </w:p>
+    <w:p>
+      <w:pPr>
+        <w:numPr>
+          <w:ilvl w:val="0"/>
+          <w:numId w:val="19"/>
+        </w:numPr>
+      </w:pPr>
+      <w:r>
+        <w:t>Modular app design allows easy addition of new features without impacting existing functionality.</w:t>
+      </w:r>
+    </w:p>
+    <w:p>
+      <w:pPr>
+        <w:numPr>
+          <w:ilvl w:val="0"/>
+          <w:numId w:val="19"/>
+        </w:numPr>
+      </w:pPr>
+      <w:r>
+        <w:t>Soft delete patterns preserve data integrity while allowing logical deletion.</w:t>
+      </w:r>
+    </w:p>
+    <w:p>
+      <w:pPr>
+        <w:numPr>
+          <w:ilvl w:val="0"/>
+          <w:numId w:val="19"/>
+        </w:numPr>
+      </w:pPr>
+      <w:r>
+        <w:t>Email notification system is extensible to support additional channels like SMS.</w:t>
+      </w:r>
+    </w:p>
+    <w:p>
+      <w:pPr>
+        <w:numPr>
+          <w:ilvl w:val="0"/>
+          <w:numId w:val="19"/>
+        </w:numPr>
+      </w:pPr>
+      <w:r>
+        <w:t>API endpoints can be expanded to support mobile app integration or third-party services.</w:t>
+      </w:r>
+    </w:p>
+    <w:p>
+      <w:pPr>
+        <w:numPr>
+          <w:ilvl w:val="0"/>
+          <w:numId w:val="19"/>
+        </w:numPr>
+      </w:pPr>
+      <w:r>
+        <w:t>Asynchronous task queues (e.g., Celery) can be integrated for background processing of heavy tasks.</w:t>
+      </w:r>
+    </w:p>
+    <w:p>
+      <w:pPr>
+        <w:numPr>
+          <w:ilvl w:val="0"/>
+          <w:numId w:val="19"/>
+        </w:numPr>
+      </w:pPr>
+      <w:r>
+        <w:t>Caching strategies can be implemented to improve performance under high load.</w:t>
+      </w:r>
+    </w:p>
+    <w:p>
+      <w:r>
+        <w:pict w14:anchorId="34744FDF">
+          <v:rect id="_x0000_i1031" style="width:0;height:1.5pt" o:hralign="center" o:hrstd="t" o:hrnoshade="t" o:hr="t" fillcolor="#ccc" stroked="f"/>
+        </w:pict>
+      </w:r>
+    </w:p>
+    <w:p>
+      <w:pPr>
         <w:rPr>
           <w:b/>
           <w:bCs/>
         </w:rPr>
-        <w:t>custom_admin</w:t>
-      </w:r>
-      <w:proofErr w:type="spellEnd"/>
+      </w:pPr>
       <w:r>
         <w:rPr>
           <w:b/>
           <w:bCs/>
         </w:rPr>
-        <w:t>/forms.py:*</w:t>
-      </w:r>
-      <w:proofErr w:type="gramEnd"/>
-      <w:r>
-        <w:rPr>
-          <w:b/>
-          <w:bCs/>
-        </w:rPr>
-        <w:t>*</w:t>
-      </w:r>
-      <w:r>
-        <w:t xml:space="preserve"> Forms for admin and consultant management.</w:t>
-      </w:r>
-    </w:p>
-    <w:p>
-      <w:r>
-        <w:t xml:space="preserve">- </w:t>
-      </w:r>
-      <w:r>
-        <w:rPr>
-          <w:b/>
-          <w:bCs/>
-        </w:rPr>
-        <w:t>**</w:t>
-      </w:r>
-      <w:proofErr w:type="gramStart"/>
-      <w:r>
-        <w:rPr>
-          <w:b/>
-          <w:bCs/>
-        </w:rPr>
-        <w:t>consultation/forms.py:*</w:t>
-      </w:r>
-      <w:proofErr w:type="gramEnd"/>
-      <w:r>
-        <w:rPr>
-          <w:b/>
-          <w:bCs/>
-        </w:rPr>
-        <w:t>*</w:t>
-      </w:r>
-      <w:r>
-        <w:t xml:space="preserve"> Forms for consultant profile and registration.</w:t>
-      </w:r>
-    </w:p>
-    <w:p>
-      <w:r>
-        <w:t xml:space="preserve">- </w:t>
-      </w:r>
-      <w:r>
-        <w:rPr>
-          <w:b/>
-          <w:bCs/>
-        </w:rPr>
-        <w:t>**templates</w:t>
-      </w:r>
-      <w:proofErr w:type="gramStart"/>
-      <w:r>
-        <w:rPr>
-          <w:b/>
-          <w:bCs/>
-        </w:rPr>
-        <w:t>/:*</w:t>
-      </w:r>
-      <w:proofErr w:type="gramEnd"/>
-      <w:r>
-        <w:rPr>
-          <w:b/>
-          <w:bCs/>
-        </w:rPr>
-        <w:t>*</w:t>
-      </w:r>
-      <w:r>
-        <w:t xml:space="preserve"> HTML templates organized by app.</w:t>
-      </w:r>
-    </w:p>
-    <w:p>
-      <w:r>
-        <w:t xml:space="preserve">- </w:t>
-      </w:r>
-      <w:r>
-        <w:rPr>
-          <w:b/>
-          <w:bCs/>
-        </w:rPr>
-        <w:t>**static</w:t>
-      </w:r>
-      <w:proofErr w:type="gramStart"/>
-      <w:r>
-        <w:rPr>
-          <w:b/>
-          <w:bCs/>
-        </w:rPr>
-        <w:t>/:*</w:t>
-      </w:r>
-      <w:proofErr w:type="gramEnd"/>
-      <w:r>
-        <w:rPr>
-          <w:b/>
-          <w:bCs/>
-        </w:rPr>
-        <w:t>*</w:t>
-      </w:r>
-      <w:r>
-        <w:t xml:space="preserve"> Static assets like CSS and JS.</w:t>
-      </w:r>
-    </w:p>
-    <w:p>
-      <w:r>
-        <w:t xml:space="preserve">- </w:t>
-      </w:r>
-      <w:r>
-        <w:rPr>
-          <w:b/>
-          <w:bCs/>
-        </w:rPr>
-        <w:t>**</w:t>
-      </w:r>
-      <w:proofErr w:type="gramStart"/>
-      <w:r>
-        <w:rPr>
-          <w:b/>
-          <w:bCs/>
-        </w:rPr>
-        <w:t>manage.py:*</w:t>
-      </w:r>
-      <w:proofErr w:type="gramEnd"/>
-      <w:r>
-        <w:rPr>
-          <w:b/>
-          <w:bCs/>
-        </w:rPr>
-        <w:t>*</w:t>
-      </w:r>
-      <w:r>
-        <w:t xml:space="preserve"> Django management commands.</w:t>
-      </w:r>
-    </w:p>
-    <w:p>
-      <w:r>
-        <w:t xml:space="preserve">- </w:t>
-      </w:r>
-      <w:r>
-        <w:rPr>
-          <w:b/>
-          <w:bCs/>
-        </w:rPr>
-        <w:t>**</w:t>
-      </w:r>
-      <w:proofErr w:type="gramStart"/>
-      <w:r>
-        <w:rPr>
-          <w:b/>
-          <w:bCs/>
-        </w:rPr>
-        <w:t>requirements.txt:*</w:t>
-      </w:r>
-      <w:proofErr w:type="gramEnd"/>
-      <w:r>
-        <w:rPr>
-          <w:b/>
-          <w:bCs/>
-        </w:rPr>
-        <w:t>*</w:t>
-      </w:r>
-      <w:r>
-        <w:t xml:space="preserve"> Python dependencies.</w:t>
-      </w:r>
-    </w:p>
-    <w:p/>
-    <w:p>
-      <w:r>
-        <w:t>---</w:t>
-      </w:r>
-    </w:p>
-    <w:p/>
-    <w:p>
-      <w:r>
-        <w:rPr>
-          <w:b/>
-          <w:bCs/>
-        </w:rPr>
-        <w:t>## Extending and Scaling</w:t>
-      </w:r>
-    </w:p>
-    <w:p/>
-    <w:p>
-      <w:r>
-        <w:t>- Follow Django best practices for adding new models, views, and templates.</w:t>
-      </w:r>
-    </w:p>
-    <w:p>
-      <w:r>
-        <w:t>- Use modular app design to isolate features and improve maintainability.</w:t>
-      </w:r>
-    </w:p>
-    <w:p>
-      <w:r>
-        <w:lastRenderedPageBreak/>
-        <w:t>- Implement role-based access control for finer permission management.</w:t>
-      </w:r>
-    </w:p>
-    <w:p>
-      <w:r>
-        <w:t>- Use encrypted password handling and secure OTP flows for authentication.</w:t>
-      </w:r>
-    </w:p>
-    <w:p>
-      <w:r>
-        <w:t>- Optimize file storage and processing for large volumes of timesheets and invoices.</w:t>
-      </w:r>
-    </w:p>
-    <w:p>
-      <w:r>
-        <w:t>- Add API endpoints and RESTful services for integration with external systems.</w:t>
-      </w:r>
-    </w:p>
-    <w:p>
-      <w:r>
-        <w:t>- Implement caching and asynchronous tasks for performance improvements.</w:t>
-      </w:r>
-    </w:p>
-    <w:p/>
-    <w:p>
-      <w:r>
-        <w:t>---</w:t>
-      </w:r>
-    </w:p>
-    <w:p/>
-    <w:p>
-      <w:r>
-        <w:rPr>
-          <w:b/>
-          <w:bCs/>
-        </w:rPr>
-        <w:t>## Development Tips</w:t>
-      </w:r>
-    </w:p>
-    <w:p/>
-    <w:p>
-      <w:r>
-        <w:t>- Use Django’s built-in decorators for authentication and permission checks.</w:t>
-      </w:r>
-    </w:p>
-    <w:p>
-      <w:r>
-        <w:t>- Leverage Django’s ORM for database interactions and migrations.</w:t>
-      </w:r>
-    </w:p>
-    <w:p>
-      <w:r>
-        <w:t>- Maintain separation of concerns by keeping business logic in views and models.</w:t>
-      </w:r>
-    </w:p>
-    <w:p>
-      <w:r>
-        <w:t>- Write unit tests for critical components to ensure reliability.</w:t>
-      </w:r>
-    </w:p>
-    <w:p>
-      <w:r>
-        <w:t>- Use logging extensively for debugging and monitoring.</w:t>
-      </w:r>
-    </w:p>
-    <w:p/>
-    <w:p>
-      <w:r>
-        <w:t>---</w:t>
-      </w:r>
-    </w:p>
-    <w:p/>
-    <w:p>
-      <w:r>
-        <w:t>This document aims to provide future developers with a clear understanding of the platform’s structure and guidance for effective development and scaling.</w:t>
-      </w:r>
-    </w:p>
-    <w:p/>
+        <w:t>Troubleshooting and Support</w:t>
+      </w:r>
+    </w:p>
+    <w:p>
+      <w:pPr>
+        <w:numPr>
+          <w:ilvl w:val="0"/>
+          <w:numId w:val="20"/>
+        </w:numPr>
+      </w:pPr>
+      <w:r>
+        <w:t>Developers should consult detailed logs in the logs/ directory for error diagnosis.</w:t>
+      </w:r>
+    </w:p>
+    <w:p>
+      <w:pPr>
+        <w:numPr>
+          <w:ilvl w:val="0"/>
+          <w:numId w:val="20"/>
+        </w:numPr>
+      </w:pPr>
+      <w:r>
+        <w:t>Common issues include file upload errors, authentication failures, and data synchronization problems.</w:t>
+      </w:r>
+    </w:p>
+    <w:p>
+      <w:pPr>
+        <w:numPr>
+          <w:ilvl w:val="0"/>
+          <w:numId w:val="20"/>
+        </w:numPr>
+      </w:pPr>
+      <w:r>
+        <w:t>Use Django’s debug mode and shell for interactive troubleshooting.</w:t>
+      </w:r>
+    </w:p>
+    <w:p>
+      <w:pPr>
+        <w:numPr>
+          <w:ilvl w:val="0"/>
+          <w:numId w:val="20"/>
+        </w:numPr>
+      </w:pPr>
+      <w:r>
+        <w:t>For unresolved issues, contact the original development team or refer to Django’s extensive documentation.</w:t>
+      </w:r>
+    </w:p>
     <w:p/>
     <w:sectPr>
       <w:pgSz w:w="11906" w:h="16838"/>
@@ -929,6 +890,3051 @@
     </w:sectPr>
   </w:body>
 </w:document>
+</file>
+
+<file path=word/numbering.xml><?xml version="1.0" encoding="utf-8"?>
+<w:numbering xmlns:wpc="http://schemas.microsoft.com/office/word/2010/wordprocessingCanvas" xmlns:cx="http://schemas.microsoft.com/office/drawing/2014/chartex" xmlns:cx1="http://schemas.microsoft.com/office/drawing/2015/9/8/chartex" xmlns:cx2="http://schemas.microsoft.com/office/drawing/2015/10/21/chartex" xmlns:cx3="http://schemas.microsoft.com/office/drawing/2016/5/9/chartex" xmlns:cx4="http://schemas.microsoft.com/office/drawing/2016/5/10/chartex" xmlns:cx5="http://schemas.microsoft.com/office/drawing/2016/5/11/chartex" xmlns:cx6="http://schemas.microsoft.com/office/drawing/2016/5/12/chartex" xmlns:cx7="http://schemas.microsoft.com/office/drawing/2016/5/13/chartex" xmlns:cx8="http://schemas.microsoft.com/office/drawing/2016/5/14/chartex" xmlns:mc="http://schemas.openxmlformats.org/markup-compatibility/2006" xmlns:aink="http://schemas.microsoft.com/office/drawing/2016/ink" xmlns:am3d="http://schemas.microsoft.com/office/drawing/2017/model3d" xmlns:o="urn:schemas-microsoft-com:office:office" xmlns:oel="http://schemas.microsoft.com/office/2019/extlst" xmlns:r="http://schemas.openxmlformats.org/officeDocument/2006/relationships" xmlns:m="http://schemas.openxmlformats.org/officeDocument/2006/math" xmlns:v="urn:schemas-microsoft-com:vml" xmlns:wp14="http://schemas.microsoft.com/office/word/2010/wordprocessingDrawing" xmlns:wp="http://schemas.openxmlformats.org/drawingml/2006/wordprocessingDrawing" xmlns:w10="urn:schemas-microsoft-com:office:word" xmlns:w="http://schemas.openxmlformats.org/wordprocessingml/2006/main" xmlns:w14="http://schemas.microsoft.com/office/word/2010/wordml" xmlns:w15="http://schemas.microsoft.com/office/word/2012/wordml" xmlns:w16cex="http://schemas.microsoft.com/office/word/2018/wordml/cex" xmlns:w16cid="http://schemas.microsoft.com/office/word/2016/wordml/cid" xmlns:w16="http://schemas.microsoft.com/office/word/2018/wordml" xmlns:w16du="http://schemas.microsoft.com/office/word/2023/wordml/word16du" xmlns:w16sdtdh="http://schemas.microsoft.com/office/word/2020/wordml/sdtdatahash" xmlns:w16sdtfl="http://schemas.microsoft.com/office/word/2024/wordml/sdtformatlock" xmlns:w16se="http://schemas.microsoft.com/office/word/2015/wordml/symex" xmlns:wpg="http://schemas.microsoft.com/office/word/2010/wordprocessingGroup" xmlns:wpi="http://schemas.microsoft.com/office/word/2010/wordprocessingInk" xmlns:wne="http://schemas.microsoft.com/office/word/2006/wordml" xmlns:wps="http://schemas.microsoft.com/office/word/2010/wordprocessingShape" mc:Ignorable="w14 w15 w16se w16cid w16 w16cex w16sdtdh w16sdtfl w16du wp14">
+  <w:abstractNum w:abstractNumId="0" w15:restartNumberingAfterBreak="0">
+    <w:nsid w:val="02F80EC3"/>
+    <w:multiLevelType w:val="multilevel"/>
+    <w:tmpl w:val="F98E5156"/>
+    <w:lvl w:ilvl="0">
+      <w:start w:val="1"/>
+      <w:numFmt w:val="bullet"/>
+      <w:lvlText w:val=""/>
+      <w:lvlJc w:val="left"/>
+      <w:pPr>
+        <w:tabs>
+          <w:tab w:val="num" w:pos="720"/>
+        </w:tabs>
+        <w:ind w:left="720" w:hanging="360"/>
+      </w:pPr>
+      <w:rPr>
+        <w:rFonts w:ascii="Symbol" w:hAnsi="Symbol" w:hint="default"/>
+        <w:sz w:val="20"/>
+      </w:rPr>
+    </w:lvl>
+    <w:lvl w:ilvl="1" w:tentative="1">
+      <w:start w:val="1"/>
+      <w:numFmt w:val="bullet"/>
+      <w:lvlText w:val="o"/>
+      <w:lvlJc w:val="left"/>
+      <w:pPr>
+        <w:tabs>
+          <w:tab w:val="num" w:pos="1440"/>
+        </w:tabs>
+        <w:ind w:left="1440" w:hanging="360"/>
+      </w:pPr>
+      <w:rPr>
+        <w:rFonts w:ascii="Courier New" w:hAnsi="Courier New" w:hint="default"/>
+        <w:sz w:val="20"/>
+      </w:rPr>
+    </w:lvl>
+    <w:lvl w:ilvl="2" w:tentative="1">
+      <w:start w:val="1"/>
+      <w:numFmt w:val="bullet"/>
+      <w:lvlText w:val=""/>
+      <w:lvlJc w:val="left"/>
+      <w:pPr>
+        <w:tabs>
+          <w:tab w:val="num" w:pos="2160"/>
+        </w:tabs>
+        <w:ind w:left="2160" w:hanging="360"/>
+      </w:pPr>
+      <w:rPr>
+        <w:rFonts w:ascii="Wingdings" w:hAnsi="Wingdings" w:hint="default"/>
+        <w:sz w:val="20"/>
+      </w:rPr>
+    </w:lvl>
+    <w:lvl w:ilvl="3" w:tentative="1">
+      <w:start w:val="1"/>
+      <w:numFmt w:val="bullet"/>
+      <w:lvlText w:val=""/>
+      <w:lvlJc w:val="left"/>
+      <w:pPr>
+        <w:tabs>
+          <w:tab w:val="num" w:pos="2880"/>
+        </w:tabs>
+        <w:ind w:left="2880" w:hanging="360"/>
+      </w:pPr>
+      <w:rPr>
+        <w:rFonts w:ascii="Wingdings" w:hAnsi="Wingdings" w:hint="default"/>
+        <w:sz w:val="20"/>
+      </w:rPr>
+    </w:lvl>
+    <w:lvl w:ilvl="4" w:tentative="1">
+      <w:start w:val="1"/>
+      <w:numFmt w:val="bullet"/>
+      <w:lvlText w:val=""/>
+      <w:lvlJc w:val="left"/>
+      <w:pPr>
+        <w:tabs>
+          <w:tab w:val="num" w:pos="3600"/>
+        </w:tabs>
+        <w:ind w:left="3600" w:hanging="360"/>
+      </w:pPr>
+      <w:rPr>
+        <w:rFonts w:ascii="Wingdings" w:hAnsi="Wingdings" w:hint="default"/>
+        <w:sz w:val="20"/>
+      </w:rPr>
+    </w:lvl>
+    <w:lvl w:ilvl="5" w:tentative="1">
+      <w:start w:val="1"/>
+      <w:numFmt w:val="bullet"/>
+      <w:lvlText w:val=""/>
+      <w:lvlJc w:val="left"/>
+      <w:pPr>
+        <w:tabs>
+          <w:tab w:val="num" w:pos="4320"/>
+        </w:tabs>
+        <w:ind w:left="4320" w:hanging="360"/>
+      </w:pPr>
+      <w:rPr>
+        <w:rFonts w:ascii="Wingdings" w:hAnsi="Wingdings" w:hint="default"/>
+        <w:sz w:val="20"/>
+      </w:rPr>
+    </w:lvl>
+    <w:lvl w:ilvl="6" w:tentative="1">
+      <w:start w:val="1"/>
+      <w:numFmt w:val="bullet"/>
+      <w:lvlText w:val=""/>
+      <w:lvlJc w:val="left"/>
+      <w:pPr>
+        <w:tabs>
+          <w:tab w:val="num" w:pos="5040"/>
+        </w:tabs>
+        <w:ind w:left="5040" w:hanging="360"/>
+      </w:pPr>
+      <w:rPr>
+        <w:rFonts w:ascii="Wingdings" w:hAnsi="Wingdings" w:hint="default"/>
+        <w:sz w:val="20"/>
+      </w:rPr>
+    </w:lvl>
+    <w:lvl w:ilvl="7" w:tentative="1">
+      <w:start w:val="1"/>
+      <w:numFmt w:val="bullet"/>
+      <w:lvlText w:val=""/>
+      <w:lvlJc w:val="left"/>
+      <w:pPr>
+        <w:tabs>
+          <w:tab w:val="num" w:pos="5760"/>
+        </w:tabs>
+        <w:ind w:left="5760" w:hanging="360"/>
+      </w:pPr>
+      <w:rPr>
+        <w:rFonts w:ascii="Wingdings" w:hAnsi="Wingdings" w:hint="default"/>
+        <w:sz w:val="20"/>
+      </w:rPr>
+    </w:lvl>
+    <w:lvl w:ilvl="8" w:tentative="1">
+      <w:start w:val="1"/>
+      <w:numFmt w:val="bullet"/>
+      <w:lvlText w:val=""/>
+      <w:lvlJc w:val="left"/>
+      <w:pPr>
+        <w:tabs>
+          <w:tab w:val="num" w:pos="6480"/>
+        </w:tabs>
+        <w:ind w:left="6480" w:hanging="360"/>
+      </w:pPr>
+      <w:rPr>
+        <w:rFonts w:ascii="Wingdings" w:hAnsi="Wingdings" w:hint="default"/>
+        <w:sz w:val="20"/>
+      </w:rPr>
+    </w:lvl>
+  </w:abstractNum>
+  <w:abstractNum w:abstractNumId="1" w15:restartNumberingAfterBreak="0">
+    <w:nsid w:val="05A256C3"/>
+    <w:multiLevelType w:val="multilevel"/>
+    <w:tmpl w:val="781099EE"/>
+    <w:lvl w:ilvl="0">
+      <w:start w:val="1"/>
+      <w:numFmt w:val="bullet"/>
+      <w:lvlText w:val=""/>
+      <w:lvlJc w:val="left"/>
+      <w:pPr>
+        <w:tabs>
+          <w:tab w:val="num" w:pos="720"/>
+        </w:tabs>
+        <w:ind w:left="720" w:hanging="360"/>
+      </w:pPr>
+      <w:rPr>
+        <w:rFonts w:ascii="Symbol" w:hAnsi="Symbol" w:hint="default"/>
+        <w:sz w:val="20"/>
+      </w:rPr>
+    </w:lvl>
+    <w:lvl w:ilvl="1" w:tentative="1">
+      <w:start w:val="1"/>
+      <w:numFmt w:val="bullet"/>
+      <w:lvlText w:val="o"/>
+      <w:lvlJc w:val="left"/>
+      <w:pPr>
+        <w:tabs>
+          <w:tab w:val="num" w:pos="1440"/>
+        </w:tabs>
+        <w:ind w:left="1440" w:hanging="360"/>
+      </w:pPr>
+      <w:rPr>
+        <w:rFonts w:ascii="Courier New" w:hAnsi="Courier New" w:hint="default"/>
+        <w:sz w:val="20"/>
+      </w:rPr>
+    </w:lvl>
+    <w:lvl w:ilvl="2" w:tentative="1">
+      <w:start w:val="1"/>
+      <w:numFmt w:val="bullet"/>
+      <w:lvlText w:val=""/>
+      <w:lvlJc w:val="left"/>
+      <w:pPr>
+        <w:tabs>
+          <w:tab w:val="num" w:pos="2160"/>
+        </w:tabs>
+        <w:ind w:left="2160" w:hanging="360"/>
+      </w:pPr>
+      <w:rPr>
+        <w:rFonts w:ascii="Wingdings" w:hAnsi="Wingdings" w:hint="default"/>
+        <w:sz w:val="20"/>
+      </w:rPr>
+    </w:lvl>
+    <w:lvl w:ilvl="3" w:tentative="1">
+      <w:start w:val="1"/>
+      <w:numFmt w:val="bullet"/>
+      <w:lvlText w:val=""/>
+      <w:lvlJc w:val="left"/>
+      <w:pPr>
+        <w:tabs>
+          <w:tab w:val="num" w:pos="2880"/>
+        </w:tabs>
+        <w:ind w:left="2880" w:hanging="360"/>
+      </w:pPr>
+      <w:rPr>
+        <w:rFonts w:ascii="Wingdings" w:hAnsi="Wingdings" w:hint="default"/>
+        <w:sz w:val="20"/>
+      </w:rPr>
+    </w:lvl>
+    <w:lvl w:ilvl="4" w:tentative="1">
+      <w:start w:val="1"/>
+      <w:numFmt w:val="bullet"/>
+      <w:lvlText w:val=""/>
+      <w:lvlJc w:val="left"/>
+      <w:pPr>
+        <w:tabs>
+          <w:tab w:val="num" w:pos="3600"/>
+        </w:tabs>
+        <w:ind w:left="3600" w:hanging="360"/>
+      </w:pPr>
+      <w:rPr>
+        <w:rFonts w:ascii="Wingdings" w:hAnsi="Wingdings" w:hint="default"/>
+        <w:sz w:val="20"/>
+      </w:rPr>
+    </w:lvl>
+    <w:lvl w:ilvl="5" w:tentative="1">
+      <w:start w:val="1"/>
+      <w:numFmt w:val="bullet"/>
+      <w:lvlText w:val=""/>
+      <w:lvlJc w:val="left"/>
+      <w:pPr>
+        <w:tabs>
+          <w:tab w:val="num" w:pos="4320"/>
+        </w:tabs>
+        <w:ind w:left="4320" w:hanging="360"/>
+      </w:pPr>
+      <w:rPr>
+        <w:rFonts w:ascii="Wingdings" w:hAnsi="Wingdings" w:hint="default"/>
+        <w:sz w:val="20"/>
+      </w:rPr>
+    </w:lvl>
+    <w:lvl w:ilvl="6" w:tentative="1">
+      <w:start w:val="1"/>
+      <w:numFmt w:val="bullet"/>
+      <w:lvlText w:val=""/>
+      <w:lvlJc w:val="left"/>
+      <w:pPr>
+        <w:tabs>
+          <w:tab w:val="num" w:pos="5040"/>
+        </w:tabs>
+        <w:ind w:left="5040" w:hanging="360"/>
+      </w:pPr>
+      <w:rPr>
+        <w:rFonts w:ascii="Wingdings" w:hAnsi="Wingdings" w:hint="default"/>
+        <w:sz w:val="20"/>
+      </w:rPr>
+    </w:lvl>
+    <w:lvl w:ilvl="7" w:tentative="1">
+      <w:start w:val="1"/>
+      <w:numFmt w:val="bullet"/>
+      <w:lvlText w:val=""/>
+      <w:lvlJc w:val="left"/>
+      <w:pPr>
+        <w:tabs>
+          <w:tab w:val="num" w:pos="5760"/>
+        </w:tabs>
+        <w:ind w:left="5760" w:hanging="360"/>
+      </w:pPr>
+      <w:rPr>
+        <w:rFonts w:ascii="Wingdings" w:hAnsi="Wingdings" w:hint="default"/>
+        <w:sz w:val="20"/>
+      </w:rPr>
+    </w:lvl>
+    <w:lvl w:ilvl="8" w:tentative="1">
+      <w:start w:val="1"/>
+      <w:numFmt w:val="bullet"/>
+      <w:lvlText w:val=""/>
+      <w:lvlJc w:val="left"/>
+      <w:pPr>
+        <w:tabs>
+          <w:tab w:val="num" w:pos="6480"/>
+        </w:tabs>
+        <w:ind w:left="6480" w:hanging="360"/>
+      </w:pPr>
+      <w:rPr>
+        <w:rFonts w:ascii="Wingdings" w:hAnsi="Wingdings" w:hint="default"/>
+        <w:sz w:val="20"/>
+      </w:rPr>
+    </w:lvl>
+  </w:abstractNum>
+  <w:abstractNum w:abstractNumId="2" w15:restartNumberingAfterBreak="0">
+    <w:nsid w:val="075911EF"/>
+    <w:multiLevelType w:val="multilevel"/>
+    <w:tmpl w:val="81D094A0"/>
+    <w:lvl w:ilvl="0">
+      <w:start w:val="1"/>
+      <w:numFmt w:val="bullet"/>
+      <w:lvlText w:val=""/>
+      <w:lvlJc w:val="left"/>
+      <w:pPr>
+        <w:tabs>
+          <w:tab w:val="num" w:pos="720"/>
+        </w:tabs>
+        <w:ind w:left="720" w:hanging="360"/>
+      </w:pPr>
+      <w:rPr>
+        <w:rFonts w:ascii="Symbol" w:hAnsi="Symbol" w:hint="default"/>
+        <w:sz w:val="20"/>
+      </w:rPr>
+    </w:lvl>
+    <w:lvl w:ilvl="1" w:tentative="1">
+      <w:start w:val="1"/>
+      <w:numFmt w:val="bullet"/>
+      <w:lvlText w:val="o"/>
+      <w:lvlJc w:val="left"/>
+      <w:pPr>
+        <w:tabs>
+          <w:tab w:val="num" w:pos="1440"/>
+        </w:tabs>
+        <w:ind w:left="1440" w:hanging="360"/>
+      </w:pPr>
+      <w:rPr>
+        <w:rFonts w:ascii="Courier New" w:hAnsi="Courier New" w:hint="default"/>
+        <w:sz w:val="20"/>
+      </w:rPr>
+    </w:lvl>
+    <w:lvl w:ilvl="2" w:tentative="1">
+      <w:start w:val="1"/>
+      <w:numFmt w:val="bullet"/>
+      <w:lvlText w:val=""/>
+      <w:lvlJc w:val="left"/>
+      <w:pPr>
+        <w:tabs>
+          <w:tab w:val="num" w:pos="2160"/>
+        </w:tabs>
+        <w:ind w:left="2160" w:hanging="360"/>
+      </w:pPr>
+      <w:rPr>
+        <w:rFonts w:ascii="Wingdings" w:hAnsi="Wingdings" w:hint="default"/>
+        <w:sz w:val="20"/>
+      </w:rPr>
+    </w:lvl>
+    <w:lvl w:ilvl="3" w:tentative="1">
+      <w:start w:val="1"/>
+      <w:numFmt w:val="bullet"/>
+      <w:lvlText w:val=""/>
+      <w:lvlJc w:val="left"/>
+      <w:pPr>
+        <w:tabs>
+          <w:tab w:val="num" w:pos="2880"/>
+        </w:tabs>
+        <w:ind w:left="2880" w:hanging="360"/>
+      </w:pPr>
+      <w:rPr>
+        <w:rFonts w:ascii="Wingdings" w:hAnsi="Wingdings" w:hint="default"/>
+        <w:sz w:val="20"/>
+      </w:rPr>
+    </w:lvl>
+    <w:lvl w:ilvl="4" w:tentative="1">
+      <w:start w:val="1"/>
+      <w:numFmt w:val="bullet"/>
+      <w:lvlText w:val=""/>
+      <w:lvlJc w:val="left"/>
+      <w:pPr>
+        <w:tabs>
+          <w:tab w:val="num" w:pos="3600"/>
+        </w:tabs>
+        <w:ind w:left="3600" w:hanging="360"/>
+      </w:pPr>
+      <w:rPr>
+        <w:rFonts w:ascii="Wingdings" w:hAnsi="Wingdings" w:hint="default"/>
+        <w:sz w:val="20"/>
+      </w:rPr>
+    </w:lvl>
+    <w:lvl w:ilvl="5" w:tentative="1">
+      <w:start w:val="1"/>
+      <w:numFmt w:val="bullet"/>
+      <w:lvlText w:val=""/>
+      <w:lvlJc w:val="left"/>
+      <w:pPr>
+        <w:tabs>
+          <w:tab w:val="num" w:pos="4320"/>
+        </w:tabs>
+        <w:ind w:left="4320" w:hanging="360"/>
+      </w:pPr>
+      <w:rPr>
+        <w:rFonts w:ascii="Wingdings" w:hAnsi="Wingdings" w:hint="default"/>
+        <w:sz w:val="20"/>
+      </w:rPr>
+    </w:lvl>
+    <w:lvl w:ilvl="6" w:tentative="1">
+      <w:start w:val="1"/>
+      <w:numFmt w:val="bullet"/>
+      <w:lvlText w:val=""/>
+      <w:lvlJc w:val="left"/>
+      <w:pPr>
+        <w:tabs>
+          <w:tab w:val="num" w:pos="5040"/>
+        </w:tabs>
+        <w:ind w:left="5040" w:hanging="360"/>
+      </w:pPr>
+      <w:rPr>
+        <w:rFonts w:ascii="Wingdings" w:hAnsi="Wingdings" w:hint="default"/>
+        <w:sz w:val="20"/>
+      </w:rPr>
+    </w:lvl>
+    <w:lvl w:ilvl="7" w:tentative="1">
+      <w:start w:val="1"/>
+      <w:numFmt w:val="bullet"/>
+      <w:lvlText w:val=""/>
+      <w:lvlJc w:val="left"/>
+      <w:pPr>
+        <w:tabs>
+          <w:tab w:val="num" w:pos="5760"/>
+        </w:tabs>
+        <w:ind w:left="5760" w:hanging="360"/>
+      </w:pPr>
+      <w:rPr>
+        <w:rFonts w:ascii="Wingdings" w:hAnsi="Wingdings" w:hint="default"/>
+        <w:sz w:val="20"/>
+      </w:rPr>
+    </w:lvl>
+    <w:lvl w:ilvl="8" w:tentative="1">
+      <w:start w:val="1"/>
+      <w:numFmt w:val="bullet"/>
+      <w:lvlText w:val=""/>
+      <w:lvlJc w:val="left"/>
+      <w:pPr>
+        <w:tabs>
+          <w:tab w:val="num" w:pos="6480"/>
+        </w:tabs>
+        <w:ind w:left="6480" w:hanging="360"/>
+      </w:pPr>
+      <w:rPr>
+        <w:rFonts w:ascii="Wingdings" w:hAnsi="Wingdings" w:hint="default"/>
+        <w:sz w:val="20"/>
+      </w:rPr>
+    </w:lvl>
+  </w:abstractNum>
+  <w:abstractNum w:abstractNumId="3" w15:restartNumberingAfterBreak="0">
+    <w:nsid w:val="0BF154E1"/>
+    <w:multiLevelType w:val="multilevel"/>
+    <w:tmpl w:val="E9EA32BC"/>
+    <w:lvl w:ilvl="0">
+      <w:start w:val="1"/>
+      <w:numFmt w:val="bullet"/>
+      <w:lvlText w:val=""/>
+      <w:lvlJc w:val="left"/>
+      <w:pPr>
+        <w:tabs>
+          <w:tab w:val="num" w:pos="720"/>
+        </w:tabs>
+        <w:ind w:left="720" w:hanging="360"/>
+      </w:pPr>
+      <w:rPr>
+        <w:rFonts w:ascii="Symbol" w:hAnsi="Symbol" w:hint="default"/>
+        <w:sz w:val="20"/>
+      </w:rPr>
+    </w:lvl>
+    <w:lvl w:ilvl="1" w:tentative="1">
+      <w:start w:val="1"/>
+      <w:numFmt w:val="bullet"/>
+      <w:lvlText w:val="o"/>
+      <w:lvlJc w:val="left"/>
+      <w:pPr>
+        <w:tabs>
+          <w:tab w:val="num" w:pos="1440"/>
+        </w:tabs>
+        <w:ind w:left="1440" w:hanging="360"/>
+      </w:pPr>
+      <w:rPr>
+        <w:rFonts w:ascii="Courier New" w:hAnsi="Courier New" w:hint="default"/>
+        <w:sz w:val="20"/>
+      </w:rPr>
+    </w:lvl>
+    <w:lvl w:ilvl="2" w:tentative="1">
+      <w:start w:val="1"/>
+      <w:numFmt w:val="bullet"/>
+      <w:lvlText w:val=""/>
+      <w:lvlJc w:val="left"/>
+      <w:pPr>
+        <w:tabs>
+          <w:tab w:val="num" w:pos="2160"/>
+        </w:tabs>
+        <w:ind w:left="2160" w:hanging="360"/>
+      </w:pPr>
+      <w:rPr>
+        <w:rFonts w:ascii="Wingdings" w:hAnsi="Wingdings" w:hint="default"/>
+        <w:sz w:val="20"/>
+      </w:rPr>
+    </w:lvl>
+    <w:lvl w:ilvl="3" w:tentative="1">
+      <w:start w:val="1"/>
+      <w:numFmt w:val="bullet"/>
+      <w:lvlText w:val=""/>
+      <w:lvlJc w:val="left"/>
+      <w:pPr>
+        <w:tabs>
+          <w:tab w:val="num" w:pos="2880"/>
+        </w:tabs>
+        <w:ind w:left="2880" w:hanging="360"/>
+      </w:pPr>
+      <w:rPr>
+        <w:rFonts w:ascii="Wingdings" w:hAnsi="Wingdings" w:hint="default"/>
+        <w:sz w:val="20"/>
+      </w:rPr>
+    </w:lvl>
+    <w:lvl w:ilvl="4" w:tentative="1">
+      <w:start w:val="1"/>
+      <w:numFmt w:val="bullet"/>
+      <w:lvlText w:val=""/>
+      <w:lvlJc w:val="left"/>
+      <w:pPr>
+        <w:tabs>
+          <w:tab w:val="num" w:pos="3600"/>
+        </w:tabs>
+        <w:ind w:left="3600" w:hanging="360"/>
+      </w:pPr>
+      <w:rPr>
+        <w:rFonts w:ascii="Wingdings" w:hAnsi="Wingdings" w:hint="default"/>
+        <w:sz w:val="20"/>
+      </w:rPr>
+    </w:lvl>
+    <w:lvl w:ilvl="5" w:tentative="1">
+      <w:start w:val="1"/>
+      <w:numFmt w:val="bullet"/>
+      <w:lvlText w:val=""/>
+      <w:lvlJc w:val="left"/>
+      <w:pPr>
+        <w:tabs>
+          <w:tab w:val="num" w:pos="4320"/>
+        </w:tabs>
+        <w:ind w:left="4320" w:hanging="360"/>
+      </w:pPr>
+      <w:rPr>
+        <w:rFonts w:ascii="Wingdings" w:hAnsi="Wingdings" w:hint="default"/>
+        <w:sz w:val="20"/>
+      </w:rPr>
+    </w:lvl>
+    <w:lvl w:ilvl="6" w:tentative="1">
+      <w:start w:val="1"/>
+      <w:numFmt w:val="bullet"/>
+      <w:lvlText w:val=""/>
+      <w:lvlJc w:val="left"/>
+      <w:pPr>
+        <w:tabs>
+          <w:tab w:val="num" w:pos="5040"/>
+        </w:tabs>
+        <w:ind w:left="5040" w:hanging="360"/>
+      </w:pPr>
+      <w:rPr>
+        <w:rFonts w:ascii="Wingdings" w:hAnsi="Wingdings" w:hint="default"/>
+        <w:sz w:val="20"/>
+      </w:rPr>
+    </w:lvl>
+    <w:lvl w:ilvl="7" w:tentative="1">
+      <w:start w:val="1"/>
+      <w:numFmt w:val="bullet"/>
+      <w:lvlText w:val=""/>
+      <w:lvlJc w:val="left"/>
+      <w:pPr>
+        <w:tabs>
+          <w:tab w:val="num" w:pos="5760"/>
+        </w:tabs>
+        <w:ind w:left="5760" w:hanging="360"/>
+      </w:pPr>
+      <w:rPr>
+        <w:rFonts w:ascii="Wingdings" w:hAnsi="Wingdings" w:hint="default"/>
+        <w:sz w:val="20"/>
+      </w:rPr>
+    </w:lvl>
+    <w:lvl w:ilvl="8" w:tentative="1">
+      <w:start w:val="1"/>
+      <w:numFmt w:val="bullet"/>
+      <w:lvlText w:val=""/>
+      <w:lvlJc w:val="left"/>
+      <w:pPr>
+        <w:tabs>
+          <w:tab w:val="num" w:pos="6480"/>
+        </w:tabs>
+        <w:ind w:left="6480" w:hanging="360"/>
+      </w:pPr>
+      <w:rPr>
+        <w:rFonts w:ascii="Wingdings" w:hAnsi="Wingdings" w:hint="default"/>
+        <w:sz w:val="20"/>
+      </w:rPr>
+    </w:lvl>
+  </w:abstractNum>
+  <w:abstractNum w:abstractNumId="4" w15:restartNumberingAfterBreak="0">
+    <w:nsid w:val="101A7531"/>
+    <w:multiLevelType w:val="multilevel"/>
+    <w:tmpl w:val="4596218E"/>
+    <w:lvl w:ilvl="0">
+      <w:start w:val="1"/>
+      <w:numFmt w:val="bullet"/>
+      <w:lvlText w:val=""/>
+      <w:lvlJc w:val="left"/>
+      <w:pPr>
+        <w:tabs>
+          <w:tab w:val="num" w:pos="720"/>
+        </w:tabs>
+        <w:ind w:left="720" w:hanging="360"/>
+      </w:pPr>
+      <w:rPr>
+        <w:rFonts w:ascii="Symbol" w:hAnsi="Symbol" w:hint="default"/>
+        <w:sz w:val="20"/>
+      </w:rPr>
+    </w:lvl>
+    <w:lvl w:ilvl="1" w:tentative="1">
+      <w:start w:val="1"/>
+      <w:numFmt w:val="bullet"/>
+      <w:lvlText w:val="o"/>
+      <w:lvlJc w:val="left"/>
+      <w:pPr>
+        <w:tabs>
+          <w:tab w:val="num" w:pos="1440"/>
+        </w:tabs>
+        <w:ind w:left="1440" w:hanging="360"/>
+      </w:pPr>
+      <w:rPr>
+        <w:rFonts w:ascii="Courier New" w:hAnsi="Courier New" w:hint="default"/>
+        <w:sz w:val="20"/>
+      </w:rPr>
+    </w:lvl>
+    <w:lvl w:ilvl="2" w:tentative="1">
+      <w:start w:val="1"/>
+      <w:numFmt w:val="bullet"/>
+      <w:lvlText w:val=""/>
+      <w:lvlJc w:val="left"/>
+      <w:pPr>
+        <w:tabs>
+          <w:tab w:val="num" w:pos="2160"/>
+        </w:tabs>
+        <w:ind w:left="2160" w:hanging="360"/>
+      </w:pPr>
+      <w:rPr>
+        <w:rFonts w:ascii="Wingdings" w:hAnsi="Wingdings" w:hint="default"/>
+        <w:sz w:val="20"/>
+      </w:rPr>
+    </w:lvl>
+    <w:lvl w:ilvl="3" w:tentative="1">
+      <w:start w:val="1"/>
+      <w:numFmt w:val="bullet"/>
+      <w:lvlText w:val=""/>
+      <w:lvlJc w:val="left"/>
+      <w:pPr>
+        <w:tabs>
+          <w:tab w:val="num" w:pos="2880"/>
+        </w:tabs>
+        <w:ind w:left="2880" w:hanging="360"/>
+      </w:pPr>
+      <w:rPr>
+        <w:rFonts w:ascii="Wingdings" w:hAnsi="Wingdings" w:hint="default"/>
+        <w:sz w:val="20"/>
+      </w:rPr>
+    </w:lvl>
+    <w:lvl w:ilvl="4" w:tentative="1">
+      <w:start w:val="1"/>
+      <w:numFmt w:val="bullet"/>
+      <w:lvlText w:val=""/>
+      <w:lvlJc w:val="left"/>
+      <w:pPr>
+        <w:tabs>
+          <w:tab w:val="num" w:pos="3600"/>
+        </w:tabs>
+        <w:ind w:left="3600" w:hanging="360"/>
+      </w:pPr>
+      <w:rPr>
+        <w:rFonts w:ascii="Wingdings" w:hAnsi="Wingdings" w:hint="default"/>
+        <w:sz w:val="20"/>
+      </w:rPr>
+    </w:lvl>
+    <w:lvl w:ilvl="5" w:tentative="1">
+      <w:start w:val="1"/>
+      <w:numFmt w:val="bullet"/>
+      <w:lvlText w:val=""/>
+      <w:lvlJc w:val="left"/>
+      <w:pPr>
+        <w:tabs>
+          <w:tab w:val="num" w:pos="4320"/>
+        </w:tabs>
+        <w:ind w:left="4320" w:hanging="360"/>
+      </w:pPr>
+      <w:rPr>
+        <w:rFonts w:ascii="Wingdings" w:hAnsi="Wingdings" w:hint="default"/>
+        <w:sz w:val="20"/>
+      </w:rPr>
+    </w:lvl>
+    <w:lvl w:ilvl="6" w:tentative="1">
+      <w:start w:val="1"/>
+      <w:numFmt w:val="bullet"/>
+      <w:lvlText w:val=""/>
+      <w:lvlJc w:val="left"/>
+      <w:pPr>
+        <w:tabs>
+          <w:tab w:val="num" w:pos="5040"/>
+        </w:tabs>
+        <w:ind w:left="5040" w:hanging="360"/>
+      </w:pPr>
+      <w:rPr>
+        <w:rFonts w:ascii="Wingdings" w:hAnsi="Wingdings" w:hint="default"/>
+        <w:sz w:val="20"/>
+      </w:rPr>
+    </w:lvl>
+    <w:lvl w:ilvl="7" w:tentative="1">
+      <w:start w:val="1"/>
+      <w:numFmt w:val="bullet"/>
+      <w:lvlText w:val=""/>
+      <w:lvlJc w:val="left"/>
+      <w:pPr>
+        <w:tabs>
+          <w:tab w:val="num" w:pos="5760"/>
+        </w:tabs>
+        <w:ind w:left="5760" w:hanging="360"/>
+      </w:pPr>
+      <w:rPr>
+        <w:rFonts w:ascii="Wingdings" w:hAnsi="Wingdings" w:hint="default"/>
+        <w:sz w:val="20"/>
+      </w:rPr>
+    </w:lvl>
+    <w:lvl w:ilvl="8" w:tentative="1">
+      <w:start w:val="1"/>
+      <w:numFmt w:val="bullet"/>
+      <w:lvlText w:val=""/>
+      <w:lvlJc w:val="left"/>
+      <w:pPr>
+        <w:tabs>
+          <w:tab w:val="num" w:pos="6480"/>
+        </w:tabs>
+        <w:ind w:left="6480" w:hanging="360"/>
+      </w:pPr>
+      <w:rPr>
+        <w:rFonts w:ascii="Wingdings" w:hAnsi="Wingdings" w:hint="default"/>
+        <w:sz w:val="20"/>
+      </w:rPr>
+    </w:lvl>
+  </w:abstractNum>
+  <w:abstractNum w:abstractNumId="5" w15:restartNumberingAfterBreak="0">
+    <w:nsid w:val="102757AC"/>
+    <w:multiLevelType w:val="multilevel"/>
+    <w:tmpl w:val="661467BE"/>
+    <w:lvl w:ilvl="0">
+      <w:start w:val="1"/>
+      <w:numFmt w:val="bullet"/>
+      <w:lvlText w:val=""/>
+      <w:lvlJc w:val="left"/>
+      <w:pPr>
+        <w:tabs>
+          <w:tab w:val="num" w:pos="720"/>
+        </w:tabs>
+        <w:ind w:left="720" w:hanging="360"/>
+      </w:pPr>
+      <w:rPr>
+        <w:rFonts w:ascii="Symbol" w:hAnsi="Symbol" w:hint="default"/>
+        <w:sz w:val="20"/>
+      </w:rPr>
+    </w:lvl>
+    <w:lvl w:ilvl="1" w:tentative="1">
+      <w:start w:val="1"/>
+      <w:numFmt w:val="bullet"/>
+      <w:lvlText w:val="o"/>
+      <w:lvlJc w:val="left"/>
+      <w:pPr>
+        <w:tabs>
+          <w:tab w:val="num" w:pos="1440"/>
+        </w:tabs>
+        <w:ind w:left="1440" w:hanging="360"/>
+      </w:pPr>
+      <w:rPr>
+        <w:rFonts w:ascii="Courier New" w:hAnsi="Courier New" w:hint="default"/>
+        <w:sz w:val="20"/>
+      </w:rPr>
+    </w:lvl>
+    <w:lvl w:ilvl="2" w:tentative="1">
+      <w:start w:val="1"/>
+      <w:numFmt w:val="bullet"/>
+      <w:lvlText w:val=""/>
+      <w:lvlJc w:val="left"/>
+      <w:pPr>
+        <w:tabs>
+          <w:tab w:val="num" w:pos="2160"/>
+        </w:tabs>
+        <w:ind w:left="2160" w:hanging="360"/>
+      </w:pPr>
+      <w:rPr>
+        <w:rFonts w:ascii="Wingdings" w:hAnsi="Wingdings" w:hint="default"/>
+        <w:sz w:val="20"/>
+      </w:rPr>
+    </w:lvl>
+    <w:lvl w:ilvl="3" w:tentative="1">
+      <w:start w:val="1"/>
+      <w:numFmt w:val="bullet"/>
+      <w:lvlText w:val=""/>
+      <w:lvlJc w:val="left"/>
+      <w:pPr>
+        <w:tabs>
+          <w:tab w:val="num" w:pos="2880"/>
+        </w:tabs>
+        <w:ind w:left="2880" w:hanging="360"/>
+      </w:pPr>
+      <w:rPr>
+        <w:rFonts w:ascii="Wingdings" w:hAnsi="Wingdings" w:hint="default"/>
+        <w:sz w:val="20"/>
+      </w:rPr>
+    </w:lvl>
+    <w:lvl w:ilvl="4" w:tentative="1">
+      <w:start w:val="1"/>
+      <w:numFmt w:val="bullet"/>
+      <w:lvlText w:val=""/>
+      <w:lvlJc w:val="left"/>
+      <w:pPr>
+        <w:tabs>
+          <w:tab w:val="num" w:pos="3600"/>
+        </w:tabs>
+        <w:ind w:left="3600" w:hanging="360"/>
+      </w:pPr>
+      <w:rPr>
+        <w:rFonts w:ascii="Wingdings" w:hAnsi="Wingdings" w:hint="default"/>
+        <w:sz w:val="20"/>
+      </w:rPr>
+    </w:lvl>
+    <w:lvl w:ilvl="5" w:tentative="1">
+      <w:start w:val="1"/>
+      <w:numFmt w:val="bullet"/>
+      <w:lvlText w:val=""/>
+      <w:lvlJc w:val="left"/>
+      <w:pPr>
+        <w:tabs>
+          <w:tab w:val="num" w:pos="4320"/>
+        </w:tabs>
+        <w:ind w:left="4320" w:hanging="360"/>
+      </w:pPr>
+      <w:rPr>
+        <w:rFonts w:ascii="Wingdings" w:hAnsi="Wingdings" w:hint="default"/>
+        <w:sz w:val="20"/>
+      </w:rPr>
+    </w:lvl>
+    <w:lvl w:ilvl="6" w:tentative="1">
+      <w:start w:val="1"/>
+      <w:numFmt w:val="bullet"/>
+      <w:lvlText w:val=""/>
+      <w:lvlJc w:val="left"/>
+      <w:pPr>
+        <w:tabs>
+          <w:tab w:val="num" w:pos="5040"/>
+        </w:tabs>
+        <w:ind w:left="5040" w:hanging="360"/>
+      </w:pPr>
+      <w:rPr>
+        <w:rFonts w:ascii="Wingdings" w:hAnsi="Wingdings" w:hint="default"/>
+        <w:sz w:val="20"/>
+      </w:rPr>
+    </w:lvl>
+    <w:lvl w:ilvl="7" w:tentative="1">
+      <w:start w:val="1"/>
+      <w:numFmt w:val="bullet"/>
+      <w:lvlText w:val=""/>
+      <w:lvlJc w:val="left"/>
+      <w:pPr>
+        <w:tabs>
+          <w:tab w:val="num" w:pos="5760"/>
+        </w:tabs>
+        <w:ind w:left="5760" w:hanging="360"/>
+      </w:pPr>
+      <w:rPr>
+        <w:rFonts w:ascii="Wingdings" w:hAnsi="Wingdings" w:hint="default"/>
+        <w:sz w:val="20"/>
+      </w:rPr>
+    </w:lvl>
+    <w:lvl w:ilvl="8" w:tentative="1">
+      <w:start w:val="1"/>
+      <w:numFmt w:val="bullet"/>
+      <w:lvlText w:val=""/>
+      <w:lvlJc w:val="left"/>
+      <w:pPr>
+        <w:tabs>
+          <w:tab w:val="num" w:pos="6480"/>
+        </w:tabs>
+        <w:ind w:left="6480" w:hanging="360"/>
+      </w:pPr>
+      <w:rPr>
+        <w:rFonts w:ascii="Wingdings" w:hAnsi="Wingdings" w:hint="default"/>
+        <w:sz w:val="20"/>
+      </w:rPr>
+    </w:lvl>
+  </w:abstractNum>
+  <w:abstractNum w:abstractNumId="6" w15:restartNumberingAfterBreak="0">
+    <w:nsid w:val="179B4B10"/>
+    <w:multiLevelType w:val="multilevel"/>
+    <w:tmpl w:val="B8D2CD4E"/>
+    <w:lvl w:ilvl="0">
+      <w:start w:val="1"/>
+      <w:numFmt w:val="bullet"/>
+      <w:lvlText w:val=""/>
+      <w:lvlJc w:val="left"/>
+      <w:pPr>
+        <w:tabs>
+          <w:tab w:val="num" w:pos="720"/>
+        </w:tabs>
+        <w:ind w:left="720" w:hanging="360"/>
+      </w:pPr>
+      <w:rPr>
+        <w:rFonts w:ascii="Symbol" w:hAnsi="Symbol" w:hint="default"/>
+        <w:sz w:val="20"/>
+      </w:rPr>
+    </w:lvl>
+    <w:lvl w:ilvl="1">
+      <w:start w:val="1"/>
+      <w:numFmt w:val="bullet"/>
+      <w:lvlText w:val="o"/>
+      <w:lvlJc w:val="left"/>
+      <w:pPr>
+        <w:tabs>
+          <w:tab w:val="num" w:pos="1440"/>
+        </w:tabs>
+        <w:ind w:left="1440" w:hanging="360"/>
+      </w:pPr>
+      <w:rPr>
+        <w:rFonts w:ascii="Courier New" w:hAnsi="Courier New" w:hint="default"/>
+        <w:sz w:val="20"/>
+      </w:rPr>
+    </w:lvl>
+    <w:lvl w:ilvl="2" w:tentative="1">
+      <w:start w:val="1"/>
+      <w:numFmt w:val="bullet"/>
+      <w:lvlText w:val=""/>
+      <w:lvlJc w:val="left"/>
+      <w:pPr>
+        <w:tabs>
+          <w:tab w:val="num" w:pos="2160"/>
+        </w:tabs>
+        <w:ind w:left="2160" w:hanging="360"/>
+      </w:pPr>
+      <w:rPr>
+        <w:rFonts w:ascii="Wingdings" w:hAnsi="Wingdings" w:hint="default"/>
+        <w:sz w:val="20"/>
+      </w:rPr>
+    </w:lvl>
+    <w:lvl w:ilvl="3" w:tentative="1">
+      <w:start w:val="1"/>
+      <w:numFmt w:val="bullet"/>
+      <w:lvlText w:val=""/>
+      <w:lvlJc w:val="left"/>
+      <w:pPr>
+        <w:tabs>
+          <w:tab w:val="num" w:pos="2880"/>
+        </w:tabs>
+        <w:ind w:left="2880" w:hanging="360"/>
+      </w:pPr>
+      <w:rPr>
+        <w:rFonts w:ascii="Wingdings" w:hAnsi="Wingdings" w:hint="default"/>
+        <w:sz w:val="20"/>
+      </w:rPr>
+    </w:lvl>
+    <w:lvl w:ilvl="4" w:tentative="1">
+      <w:start w:val="1"/>
+      <w:numFmt w:val="bullet"/>
+      <w:lvlText w:val=""/>
+      <w:lvlJc w:val="left"/>
+      <w:pPr>
+        <w:tabs>
+          <w:tab w:val="num" w:pos="3600"/>
+        </w:tabs>
+        <w:ind w:left="3600" w:hanging="360"/>
+      </w:pPr>
+      <w:rPr>
+        <w:rFonts w:ascii="Wingdings" w:hAnsi="Wingdings" w:hint="default"/>
+        <w:sz w:val="20"/>
+      </w:rPr>
+    </w:lvl>
+    <w:lvl w:ilvl="5" w:tentative="1">
+      <w:start w:val="1"/>
+      <w:numFmt w:val="bullet"/>
+      <w:lvlText w:val=""/>
+      <w:lvlJc w:val="left"/>
+      <w:pPr>
+        <w:tabs>
+          <w:tab w:val="num" w:pos="4320"/>
+        </w:tabs>
+        <w:ind w:left="4320" w:hanging="360"/>
+      </w:pPr>
+      <w:rPr>
+        <w:rFonts w:ascii="Wingdings" w:hAnsi="Wingdings" w:hint="default"/>
+        <w:sz w:val="20"/>
+      </w:rPr>
+    </w:lvl>
+    <w:lvl w:ilvl="6" w:tentative="1">
+      <w:start w:val="1"/>
+      <w:numFmt w:val="bullet"/>
+      <w:lvlText w:val=""/>
+      <w:lvlJc w:val="left"/>
+      <w:pPr>
+        <w:tabs>
+          <w:tab w:val="num" w:pos="5040"/>
+        </w:tabs>
+        <w:ind w:left="5040" w:hanging="360"/>
+      </w:pPr>
+      <w:rPr>
+        <w:rFonts w:ascii="Wingdings" w:hAnsi="Wingdings" w:hint="default"/>
+        <w:sz w:val="20"/>
+      </w:rPr>
+    </w:lvl>
+    <w:lvl w:ilvl="7" w:tentative="1">
+      <w:start w:val="1"/>
+      <w:numFmt w:val="bullet"/>
+      <w:lvlText w:val=""/>
+      <w:lvlJc w:val="left"/>
+      <w:pPr>
+        <w:tabs>
+          <w:tab w:val="num" w:pos="5760"/>
+        </w:tabs>
+        <w:ind w:left="5760" w:hanging="360"/>
+      </w:pPr>
+      <w:rPr>
+        <w:rFonts w:ascii="Wingdings" w:hAnsi="Wingdings" w:hint="default"/>
+        <w:sz w:val="20"/>
+      </w:rPr>
+    </w:lvl>
+    <w:lvl w:ilvl="8" w:tentative="1">
+      <w:start w:val="1"/>
+      <w:numFmt w:val="bullet"/>
+      <w:lvlText w:val=""/>
+      <w:lvlJc w:val="left"/>
+      <w:pPr>
+        <w:tabs>
+          <w:tab w:val="num" w:pos="6480"/>
+        </w:tabs>
+        <w:ind w:left="6480" w:hanging="360"/>
+      </w:pPr>
+      <w:rPr>
+        <w:rFonts w:ascii="Wingdings" w:hAnsi="Wingdings" w:hint="default"/>
+        <w:sz w:val="20"/>
+      </w:rPr>
+    </w:lvl>
+  </w:abstractNum>
+  <w:abstractNum w:abstractNumId="7" w15:restartNumberingAfterBreak="0">
+    <w:nsid w:val="182E4FF4"/>
+    <w:multiLevelType w:val="multilevel"/>
+    <w:tmpl w:val="02D02256"/>
+    <w:lvl w:ilvl="0">
+      <w:start w:val="1"/>
+      <w:numFmt w:val="bullet"/>
+      <w:lvlText w:val=""/>
+      <w:lvlJc w:val="left"/>
+      <w:pPr>
+        <w:tabs>
+          <w:tab w:val="num" w:pos="720"/>
+        </w:tabs>
+        <w:ind w:left="720" w:hanging="360"/>
+      </w:pPr>
+      <w:rPr>
+        <w:rFonts w:ascii="Symbol" w:hAnsi="Symbol" w:hint="default"/>
+        <w:sz w:val="20"/>
+      </w:rPr>
+    </w:lvl>
+    <w:lvl w:ilvl="1" w:tentative="1">
+      <w:start w:val="1"/>
+      <w:numFmt w:val="bullet"/>
+      <w:lvlText w:val="o"/>
+      <w:lvlJc w:val="left"/>
+      <w:pPr>
+        <w:tabs>
+          <w:tab w:val="num" w:pos="1440"/>
+        </w:tabs>
+        <w:ind w:left="1440" w:hanging="360"/>
+      </w:pPr>
+      <w:rPr>
+        <w:rFonts w:ascii="Courier New" w:hAnsi="Courier New" w:hint="default"/>
+        <w:sz w:val="20"/>
+      </w:rPr>
+    </w:lvl>
+    <w:lvl w:ilvl="2" w:tentative="1">
+      <w:start w:val="1"/>
+      <w:numFmt w:val="bullet"/>
+      <w:lvlText w:val=""/>
+      <w:lvlJc w:val="left"/>
+      <w:pPr>
+        <w:tabs>
+          <w:tab w:val="num" w:pos="2160"/>
+        </w:tabs>
+        <w:ind w:left="2160" w:hanging="360"/>
+      </w:pPr>
+      <w:rPr>
+        <w:rFonts w:ascii="Wingdings" w:hAnsi="Wingdings" w:hint="default"/>
+        <w:sz w:val="20"/>
+      </w:rPr>
+    </w:lvl>
+    <w:lvl w:ilvl="3" w:tentative="1">
+      <w:start w:val="1"/>
+      <w:numFmt w:val="bullet"/>
+      <w:lvlText w:val=""/>
+      <w:lvlJc w:val="left"/>
+      <w:pPr>
+        <w:tabs>
+          <w:tab w:val="num" w:pos="2880"/>
+        </w:tabs>
+        <w:ind w:left="2880" w:hanging="360"/>
+      </w:pPr>
+      <w:rPr>
+        <w:rFonts w:ascii="Wingdings" w:hAnsi="Wingdings" w:hint="default"/>
+        <w:sz w:val="20"/>
+      </w:rPr>
+    </w:lvl>
+    <w:lvl w:ilvl="4" w:tentative="1">
+      <w:start w:val="1"/>
+      <w:numFmt w:val="bullet"/>
+      <w:lvlText w:val=""/>
+      <w:lvlJc w:val="left"/>
+      <w:pPr>
+        <w:tabs>
+          <w:tab w:val="num" w:pos="3600"/>
+        </w:tabs>
+        <w:ind w:left="3600" w:hanging="360"/>
+      </w:pPr>
+      <w:rPr>
+        <w:rFonts w:ascii="Wingdings" w:hAnsi="Wingdings" w:hint="default"/>
+        <w:sz w:val="20"/>
+      </w:rPr>
+    </w:lvl>
+    <w:lvl w:ilvl="5" w:tentative="1">
+      <w:start w:val="1"/>
+      <w:numFmt w:val="bullet"/>
+      <w:lvlText w:val=""/>
+      <w:lvlJc w:val="left"/>
+      <w:pPr>
+        <w:tabs>
+          <w:tab w:val="num" w:pos="4320"/>
+        </w:tabs>
+        <w:ind w:left="4320" w:hanging="360"/>
+      </w:pPr>
+      <w:rPr>
+        <w:rFonts w:ascii="Wingdings" w:hAnsi="Wingdings" w:hint="default"/>
+        <w:sz w:val="20"/>
+      </w:rPr>
+    </w:lvl>
+    <w:lvl w:ilvl="6" w:tentative="1">
+      <w:start w:val="1"/>
+      <w:numFmt w:val="bullet"/>
+      <w:lvlText w:val=""/>
+      <w:lvlJc w:val="left"/>
+      <w:pPr>
+        <w:tabs>
+          <w:tab w:val="num" w:pos="5040"/>
+        </w:tabs>
+        <w:ind w:left="5040" w:hanging="360"/>
+      </w:pPr>
+      <w:rPr>
+        <w:rFonts w:ascii="Wingdings" w:hAnsi="Wingdings" w:hint="default"/>
+        <w:sz w:val="20"/>
+      </w:rPr>
+    </w:lvl>
+    <w:lvl w:ilvl="7" w:tentative="1">
+      <w:start w:val="1"/>
+      <w:numFmt w:val="bullet"/>
+      <w:lvlText w:val=""/>
+      <w:lvlJc w:val="left"/>
+      <w:pPr>
+        <w:tabs>
+          <w:tab w:val="num" w:pos="5760"/>
+        </w:tabs>
+        <w:ind w:left="5760" w:hanging="360"/>
+      </w:pPr>
+      <w:rPr>
+        <w:rFonts w:ascii="Wingdings" w:hAnsi="Wingdings" w:hint="default"/>
+        <w:sz w:val="20"/>
+      </w:rPr>
+    </w:lvl>
+    <w:lvl w:ilvl="8" w:tentative="1">
+      <w:start w:val="1"/>
+      <w:numFmt w:val="bullet"/>
+      <w:lvlText w:val=""/>
+      <w:lvlJc w:val="left"/>
+      <w:pPr>
+        <w:tabs>
+          <w:tab w:val="num" w:pos="6480"/>
+        </w:tabs>
+        <w:ind w:left="6480" w:hanging="360"/>
+      </w:pPr>
+      <w:rPr>
+        <w:rFonts w:ascii="Wingdings" w:hAnsi="Wingdings" w:hint="default"/>
+        <w:sz w:val="20"/>
+      </w:rPr>
+    </w:lvl>
+  </w:abstractNum>
+  <w:abstractNum w:abstractNumId="8" w15:restartNumberingAfterBreak="0">
+    <w:nsid w:val="366045FE"/>
+    <w:multiLevelType w:val="multilevel"/>
+    <w:tmpl w:val="CD781ACA"/>
+    <w:lvl w:ilvl="0">
+      <w:start w:val="1"/>
+      <w:numFmt w:val="bullet"/>
+      <w:lvlText w:val=""/>
+      <w:lvlJc w:val="left"/>
+      <w:pPr>
+        <w:tabs>
+          <w:tab w:val="num" w:pos="720"/>
+        </w:tabs>
+        <w:ind w:left="720" w:hanging="360"/>
+      </w:pPr>
+      <w:rPr>
+        <w:rFonts w:ascii="Symbol" w:hAnsi="Symbol" w:hint="default"/>
+        <w:sz w:val="20"/>
+      </w:rPr>
+    </w:lvl>
+    <w:lvl w:ilvl="1" w:tentative="1">
+      <w:start w:val="1"/>
+      <w:numFmt w:val="bullet"/>
+      <w:lvlText w:val="o"/>
+      <w:lvlJc w:val="left"/>
+      <w:pPr>
+        <w:tabs>
+          <w:tab w:val="num" w:pos="1440"/>
+        </w:tabs>
+        <w:ind w:left="1440" w:hanging="360"/>
+      </w:pPr>
+      <w:rPr>
+        <w:rFonts w:ascii="Courier New" w:hAnsi="Courier New" w:hint="default"/>
+        <w:sz w:val="20"/>
+      </w:rPr>
+    </w:lvl>
+    <w:lvl w:ilvl="2" w:tentative="1">
+      <w:start w:val="1"/>
+      <w:numFmt w:val="bullet"/>
+      <w:lvlText w:val=""/>
+      <w:lvlJc w:val="left"/>
+      <w:pPr>
+        <w:tabs>
+          <w:tab w:val="num" w:pos="2160"/>
+        </w:tabs>
+        <w:ind w:left="2160" w:hanging="360"/>
+      </w:pPr>
+      <w:rPr>
+        <w:rFonts w:ascii="Wingdings" w:hAnsi="Wingdings" w:hint="default"/>
+        <w:sz w:val="20"/>
+      </w:rPr>
+    </w:lvl>
+    <w:lvl w:ilvl="3" w:tentative="1">
+      <w:start w:val="1"/>
+      <w:numFmt w:val="bullet"/>
+      <w:lvlText w:val=""/>
+      <w:lvlJc w:val="left"/>
+      <w:pPr>
+        <w:tabs>
+          <w:tab w:val="num" w:pos="2880"/>
+        </w:tabs>
+        <w:ind w:left="2880" w:hanging="360"/>
+      </w:pPr>
+      <w:rPr>
+        <w:rFonts w:ascii="Wingdings" w:hAnsi="Wingdings" w:hint="default"/>
+        <w:sz w:val="20"/>
+      </w:rPr>
+    </w:lvl>
+    <w:lvl w:ilvl="4" w:tentative="1">
+      <w:start w:val="1"/>
+      <w:numFmt w:val="bullet"/>
+      <w:lvlText w:val=""/>
+      <w:lvlJc w:val="left"/>
+      <w:pPr>
+        <w:tabs>
+          <w:tab w:val="num" w:pos="3600"/>
+        </w:tabs>
+        <w:ind w:left="3600" w:hanging="360"/>
+      </w:pPr>
+      <w:rPr>
+        <w:rFonts w:ascii="Wingdings" w:hAnsi="Wingdings" w:hint="default"/>
+        <w:sz w:val="20"/>
+      </w:rPr>
+    </w:lvl>
+    <w:lvl w:ilvl="5" w:tentative="1">
+      <w:start w:val="1"/>
+      <w:numFmt w:val="bullet"/>
+      <w:lvlText w:val=""/>
+      <w:lvlJc w:val="left"/>
+      <w:pPr>
+        <w:tabs>
+          <w:tab w:val="num" w:pos="4320"/>
+        </w:tabs>
+        <w:ind w:left="4320" w:hanging="360"/>
+      </w:pPr>
+      <w:rPr>
+        <w:rFonts w:ascii="Wingdings" w:hAnsi="Wingdings" w:hint="default"/>
+        <w:sz w:val="20"/>
+      </w:rPr>
+    </w:lvl>
+    <w:lvl w:ilvl="6" w:tentative="1">
+      <w:start w:val="1"/>
+      <w:numFmt w:val="bullet"/>
+      <w:lvlText w:val=""/>
+      <w:lvlJc w:val="left"/>
+      <w:pPr>
+        <w:tabs>
+          <w:tab w:val="num" w:pos="5040"/>
+        </w:tabs>
+        <w:ind w:left="5040" w:hanging="360"/>
+      </w:pPr>
+      <w:rPr>
+        <w:rFonts w:ascii="Wingdings" w:hAnsi="Wingdings" w:hint="default"/>
+        <w:sz w:val="20"/>
+      </w:rPr>
+    </w:lvl>
+    <w:lvl w:ilvl="7" w:tentative="1">
+      <w:start w:val="1"/>
+      <w:numFmt w:val="bullet"/>
+      <w:lvlText w:val=""/>
+      <w:lvlJc w:val="left"/>
+      <w:pPr>
+        <w:tabs>
+          <w:tab w:val="num" w:pos="5760"/>
+        </w:tabs>
+        <w:ind w:left="5760" w:hanging="360"/>
+      </w:pPr>
+      <w:rPr>
+        <w:rFonts w:ascii="Wingdings" w:hAnsi="Wingdings" w:hint="default"/>
+        <w:sz w:val="20"/>
+      </w:rPr>
+    </w:lvl>
+    <w:lvl w:ilvl="8" w:tentative="1">
+      <w:start w:val="1"/>
+      <w:numFmt w:val="bullet"/>
+      <w:lvlText w:val=""/>
+      <w:lvlJc w:val="left"/>
+      <w:pPr>
+        <w:tabs>
+          <w:tab w:val="num" w:pos="6480"/>
+        </w:tabs>
+        <w:ind w:left="6480" w:hanging="360"/>
+      </w:pPr>
+      <w:rPr>
+        <w:rFonts w:ascii="Wingdings" w:hAnsi="Wingdings" w:hint="default"/>
+        <w:sz w:val="20"/>
+      </w:rPr>
+    </w:lvl>
+  </w:abstractNum>
+  <w:abstractNum w:abstractNumId="9" w15:restartNumberingAfterBreak="0">
+    <w:nsid w:val="42F31622"/>
+    <w:multiLevelType w:val="multilevel"/>
+    <w:tmpl w:val="99B8D24E"/>
+    <w:lvl w:ilvl="0">
+      <w:start w:val="1"/>
+      <w:numFmt w:val="bullet"/>
+      <w:lvlText w:val=""/>
+      <w:lvlJc w:val="left"/>
+      <w:pPr>
+        <w:tabs>
+          <w:tab w:val="num" w:pos="720"/>
+        </w:tabs>
+        <w:ind w:left="720" w:hanging="360"/>
+      </w:pPr>
+      <w:rPr>
+        <w:rFonts w:ascii="Symbol" w:hAnsi="Symbol" w:hint="default"/>
+        <w:sz w:val="20"/>
+      </w:rPr>
+    </w:lvl>
+    <w:lvl w:ilvl="1" w:tentative="1">
+      <w:start w:val="1"/>
+      <w:numFmt w:val="bullet"/>
+      <w:lvlText w:val="o"/>
+      <w:lvlJc w:val="left"/>
+      <w:pPr>
+        <w:tabs>
+          <w:tab w:val="num" w:pos="1440"/>
+        </w:tabs>
+        <w:ind w:left="1440" w:hanging="360"/>
+      </w:pPr>
+      <w:rPr>
+        <w:rFonts w:ascii="Courier New" w:hAnsi="Courier New" w:hint="default"/>
+        <w:sz w:val="20"/>
+      </w:rPr>
+    </w:lvl>
+    <w:lvl w:ilvl="2" w:tentative="1">
+      <w:start w:val="1"/>
+      <w:numFmt w:val="bullet"/>
+      <w:lvlText w:val=""/>
+      <w:lvlJc w:val="left"/>
+      <w:pPr>
+        <w:tabs>
+          <w:tab w:val="num" w:pos="2160"/>
+        </w:tabs>
+        <w:ind w:left="2160" w:hanging="360"/>
+      </w:pPr>
+      <w:rPr>
+        <w:rFonts w:ascii="Wingdings" w:hAnsi="Wingdings" w:hint="default"/>
+        <w:sz w:val="20"/>
+      </w:rPr>
+    </w:lvl>
+    <w:lvl w:ilvl="3" w:tentative="1">
+      <w:start w:val="1"/>
+      <w:numFmt w:val="bullet"/>
+      <w:lvlText w:val=""/>
+      <w:lvlJc w:val="left"/>
+      <w:pPr>
+        <w:tabs>
+          <w:tab w:val="num" w:pos="2880"/>
+        </w:tabs>
+        <w:ind w:left="2880" w:hanging="360"/>
+      </w:pPr>
+      <w:rPr>
+        <w:rFonts w:ascii="Wingdings" w:hAnsi="Wingdings" w:hint="default"/>
+        <w:sz w:val="20"/>
+      </w:rPr>
+    </w:lvl>
+    <w:lvl w:ilvl="4" w:tentative="1">
+      <w:start w:val="1"/>
+      <w:numFmt w:val="bullet"/>
+      <w:lvlText w:val=""/>
+      <w:lvlJc w:val="left"/>
+      <w:pPr>
+        <w:tabs>
+          <w:tab w:val="num" w:pos="3600"/>
+        </w:tabs>
+        <w:ind w:left="3600" w:hanging="360"/>
+      </w:pPr>
+      <w:rPr>
+        <w:rFonts w:ascii="Wingdings" w:hAnsi="Wingdings" w:hint="default"/>
+        <w:sz w:val="20"/>
+      </w:rPr>
+    </w:lvl>
+    <w:lvl w:ilvl="5" w:tentative="1">
+      <w:start w:val="1"/>
+      <w:numFmt w:val="bullet"/>
+      <w:lvlText w:val=""/>
+      <w:lvlJc w:val="left"/>
+      <w:pPr>
+        <w:tabs>
+          <w:tab w:val="num" w:pos="4320"/>
+        </w:tabs>
+        <w:ind w:left="4320" w:hanging="360"/>
+      </w:pPr>
+      <w:rPr>
+        <w:rFonts w:ascii="Wingdings" w:hAnsi="Wingdings" w:hint="default"/>
+        <w:sz w:val="20"/>
+      </w:rPr>
+    </w:lvl>
+    <w:lvl w:ilvl="6" w:tentative="1">
+      <w:start w:val="1"/>
+      <w:numFmt w:val="bullet"/>
+      <w:lvlText w:val=""/>
+      <w:lvlJc w:val="left"/>
+      <w:pPr>
+        <w:tabs>
+          <w:tab w:val="num" w:pos="5040"/>
+        </w:tabs>
+        <w:ind w:left="5040" w:hanging="360"/>
+      </w:pPr>
+      <w:rPr>
+        <w:rFonts w:ascii="Wingdings" w:hAnsi="Wingdings" w:hint="default"/>
+        <w:sz w:val="20"/>
+      </w:rPr>
+    </w:lvl>
+    <w:lvl w:ilvl="7" w:tentative="1">
+      <w:start w:val="1"/>
+      <w:numFmt w:val="bullet"/>
+      <w:lvlText w:val=""/>
+      <w:lvlJc w:val="left"/>
+      <w:pPr>
+        <w:tabs>
+          <w:tab w:val="num" w:pos="5760"/>
+        </w:tabs>
+        <w:ind w:left="5760" w:hanging="360"/>
+      </w:pPr>
+      <w:rPr>
+        <w:rFonts w:ascii="Wingdings" w:hAnsi="Wingdings" w:hint="default"/>
+        <w:sz w:val="20"/>
+      </w:rPr>
+    </w:lvl>
+    <w:lvl w:ilvl="8" w:tentative="1">
+      <w:start w:val="1"/>
+      <w:numFmt w:val="bullet"/>
+      <w:lvlText w:val=""/>
+      <w:lvlJc w:val="left"/>
+      <w:pPr>
+        <w:tabs>
+          <w:tab w:val="num" w:pos="6480"/>
+        </w:tabs>
+        <w:ind w:left="6480" w:hanging="360"/>
+      </w:pPr>
+      <w:rPr>
+        <w:rFonts w:ascii="Wingdings" w:hAnsi="Wingdings" w:hint="default"/>
+        <w:sz w:val="20"/>
+      </w:rPr>
+    </w:lvl>
+  </w:abstractNum>
+  <w:abstractNum w:abstractNumId="10" w15:restartNumberingAfterBreak="0">
+    <w:nsid w:val="44DF6A6F"/>
+    <w:multiLevelType w:val="multilevel"/>
+    <w:tmpl w:val="01D21B70"/>
+    <w:lvl w:ilvl="0">
+      <w:start w:val="1"/>
+      <w:numFmt w:val="bullet"/>
+      <w:lvlText w:val=""/>
+      <w:lvlJc w:val="left"/>
+      <w:pPr>
+        <w:tabs>
+          <w:tab w:val="num" w:pos="720"/>
+        </w:tabs>
+        <w:ind w:left="720" w:hanging="360"/>
+      </w:pPr>
+      <w:rPr>
+        <w:rFonts w:ascii="Symbol" w:hAnsi="Symbol" w:hint="default"/>
+        <w:sz w:val="20"/>
+      </w:rPr>
+    </w:lvl>
+    <w:lvl w:ilvl="1" w:tentative="1">
+      <w:start w:val="1"/>
+      <w:numFmt w:val="bullet"/>
+      <w:lvlText w:val="o"/>
+      <w:lvlJc w:val="left"/>
+      <w:pPr>
+        <w:tabs>
+          <w:tab w:val="num" w:pos="1440"/>
+        </w:tabs>
+        <w:ind w:left="1440" w:hanging="360"/>
+      </w:pPr>
+      <w:rPr>
+        <w:rFonts w:ascii="Courier New" w:hAnsi="Courier New" w:hint="default"/>
+        <w:sz w:val="20"/>
+      </w:rPr>
+    </w:lvl>
+    <w:lvl w:ilvl="2" w:tentative="1">
+      <w:start w:val="1"/>
+      <w:numFmt w:val="bullet"/>
+      <w:lvlText w:val=""/>
+      <w:lvlJc w:val="left"/>
+      <w:pPr>
+        <w:tabs>
+          <w:tab w:val="num" w:pos="2160"/>
+        </w:tabs>
+        <w:ind w:left="2160" w:hanging="360"/>
+      </w:pPr>
+      <w:rPr>
+        <w:rFonts w:ascii="Wingdings" w:hAnsi="Wingdings" w:hint="default"/>
+        <w:sz w:val="20"/>
+      </w:rPr>
+    </w:lvl>
+    <w:lvl w:ilvl="3" w:tentative="1">
+      <w:start w:val="1"/>
+      <w:numFmt w:val="bullet"/>
+      <w:lvlText w:val=""/>
+      <w:lvlJc w:val="left"/>
+      <w:pPr>
+        <w:tabs>
+          <w:tab w:val="num" w:pos="2880"/>
+        </w:tabs>
+        <w:ind w:left="2880" w:hanging="360"/>
+      </w:pPr>
+      <w:rPr>
+        <w:rFonts w:ascii="Wingdings" w:hAnsi="Wingdings" w:hint="default"/>
+        <w:sz w:val="20"/>
+      </w:rPr>
+    </w:lvl>
+    <w:lvl w:ilvl="4" w:tentative="1">
+      <w:start w:val="1"/>
+      <w:numFmt w:val="bullet"/>
+      <w:lvlText w:val=""/>
+      <w:lvlJc w:val="left"/>
+      <w:pPr>
+        <w:tabs>
+          <w:tab w:val="num" w:pos="3600"/>
+        </w:tabs>
+        <w:ind w:left="3600" w:hanging="360"/>
+      </w:pPr>
+      <w:rPr>
+        <w:rFonts w:ascii="Wingdings" w:hAnsi="Wingdings" w:hint="default"/>
+        <w:sz w:val="20"/>
+      </w:rPr>
+    </w:lvl>
+    <w:lvl w:ilvl="5" w:tentative="1">
+      <w:start w:val="1"/>
+      <w:numFmt w:val="bullet"/>
+      <w:lvlText w:val=""/>
+      <w:lvlJc w:val="left"/>
+      <w:pPr>
+        <w:tabs>
+          <w:tab w:val="num" w:pos="4320"/>
+        </w:tabs>
+        <w:ind w:left="4320" w:hanging="360"/>
+      </w:pPr>
+      <w:rPr>
+        <w:rFonts w:ascii="Wingdings" w:hAnsi="Wingdings" w:hint="default"/>
+        <w:sz w:val="20"/>
+      </w:rPr>
+    </w:lvl>
+    <w:lvl w:ilvl="6" w:tentative="1">
+      <w:start w:val="1"/>
+      <w:numFmt w:val="bullet"/>
+      <w:lvlText w:val=""/>
+      <w:lvlJc w:val="left"/>
+      <w:pPr>
+        <w:tabs>
+          <w:tab w:val="num" w:pos="5040"/>
+        </w:tabs>
+        <w:ind w:left="5040" w:hanging="360"/>
+      </w:pPr>
+      <w:rPr>
+        <w:rFonts w:ascii="Wingdings" w:hAnsi="Wingdings" w:hint="default"/>
+        <w:sz w:val="20"/>
+      </w:rPr>
+    </w:lvl>
+    <w:lvl w:ilvl="7" w:tentative="1">
+      <w:start w:val="1"/>
+      <w:numFmt w:val="bullet"/>
+      <w:lvlText w:val=""/>
+      <w:lvlJc w:val="left"/>
+      <w:pPr>
+        <w:tabs>
+          <w:tab w:val="num" w:pos="5760"/>
+        </w:tabs>
+        <w:ind w:left="5760" w:hanging="360"/>
+      </w:pPr>
+      <w:rPr>
+        <w:rFonts w:ascii="Wingdings" w:hAnsi="Wingdings" w:hint="default"/>
+        <w:sz w:val="20"/>
+      </w:rPr>
+    </w:lvl>
+    <w:lvl w:ilvl="8" w:tentative="1">
+      <w:start w:val="1"/>
+      <w:numFmt w:val="bullet"/>
+      <w:lvlText w:val=""/>
+      <w:lvlJc w:val="left"/>
+      <w:pPr>
+        <w:tabs>
+          <w:tab w:val="num" w:pos="6480"/>
+        </w:tabs>
+        <w:ind w:left="6480" w:hanging="360"/>
+      </w:pPr>
+      <w:rPr>
+        <w:rFonts w:ascii="Wingdings" w:hAnsi="Wingdings" w:hint="default"/>
+        <w:sz w:val="20"/>
+      </w:rPr>
+    </w:lvl>
+  </w:abstractNum>
+  <w:abstractNum w:abstractNumId="11" w15:restartNumberingAfterBreak="0">
+    <w:nsid w:val="475D007C"/>
+    <w:multiLevelType w:val="multilevel"/>
+    <w:tmpl w:val="8168D4E6"/>
+    <w:lvl w:ilvl="0">
+      <w:start w:val="1"/>
+      <w:numFmt w:val="bullet"/>
+      <w:lvlText w:val=""/>
+      <w:lvlJc w:val="left"/>
+      <w:pPr>
+        <w:tabs>
+          <w:tab w:val="num" w:pos="720"/>
+        </w:tabs>
+        <w:ind w:left="720" w:hanging="360"/>
+      </w:pPr>
+      <w:rPr>
+        <w:rFonts w:ascii="Symbol" w:hAnsi="Symbol" w:hint="default"/>
+        <w:sz w:val="20"/>
+      </w:rPr>
+    </w:lvl>
+    <w:lvl w:ilvl="1" w:tentative="1">
+      <w:start w:val="1"/>
+      <w:numFmt w:val="bullet"/>
+      <w:lvlText w:val="o"/>
+      <w:lvlJc w:val="left"/>
+      <w:pPr>
+        <w:tabs>
+          <w:tab w:val="num" w:pos="1440"/>
+        </w:tabs>
+        <w:ind w:left="1440" w:hanging="360"/>
+      </w:pPr>
+      <w:rPr>
+        <w:rFonts w:ascii="Courier New" w:hAnsi="Courier New" w:hint="default"/>
+        <w:sz w:val="20"/>
+      </w:rPr>
+    </w:lvl>
+    <w:lvl w:ilvl="2" w:tentative="1">
+      <w:start w:val="1"/>
+      <w:numFmt w:val="bullet"/>
+      <w:lvlText w:val=""/>
+      <w:lvlJc w:val="left"/>
+      <w:pPr>
+        <w:tabs>
+          <w:tab w:val="num" w:pos="2160"/>
+        </w:tabs>
+        <w:ind w:left="2160" w:hanging="360"/>
+      </w:pPr>
+      <w:rPr>
+        <w:rFonts w:ascii="Wingdings" w:hAnsi="Wingdings" w:hint="default"/>
+        <w:sz w:val="20"/>
+      </w:rPr>
+    </w:lvl>
+    <w:lvl w:ilvl="3" w:tentative="1">
+      <w:start w:val="1"/>
+      <w:numFmt w:val="bullet"/>
+      <w:lvlText w:val=""/>
+      <w:lvlJc w:val="left"/>
+      <w:pPr>
+        <w:tabs>
+          <w:tab w:val="num" w:pos="2880"/>
+        </w:tabs>
+        <w:ind w:left="2880" w:hanging="360"/>
+      </w:pPr>
+      <w:rPr>
+        <w:rFonts w:ascii="Wingdings" w:hAnsi="Wingdings" w:hint="default"/>
+        <w:sz w:val="20"/>
+      </w:rPr>
+    </w:lvl>
+    <w:lvl w:ilvl="4" w:tentative="1">
+      <w:start w:val="1"/>
+      <w:numFmt w:val="bullet"/>
+      <w:lvlText w:val=""/>
+      <w:lvlJc w:val="left"/>
+      <w:pPr>
+        <w:tabs>
+          <w:tab w:val="num" w:pos="3600"/>
+        </w:tabs>
+        <w:ind w:left="3600" w:hanging="360"/>
+      </w:pPr>
+      <w:rPr>
+        <w:rFonts w:ascii="Wingdings" w:hAnsi="Wingdings" w:hint="default"/>
+        <w:sz w:val="20"/>
+      </w:rPr>
+    </w:lvl>
+    <w:lvl w:ilvl="5" w:tentative="1">
+      <w:start w:val="1"/>
+      <w:numFmt w:val="bullet"/>
+      <w:lvlText w:val=""/>
+      <w:lvlJc w:val="left"/>
+      <w:pPr>
+        <w:tabs>
+          <w:tab w:val="num" w:pos="4320"/>
+        </w:tabs>
+        <w:ind w:left="4320" w:hanging="360"/>
+      </w:pPr>
+      <w:rPr>
+        <w:rFonts w:ascii="Wingdings" w:hAnsi="Wingdings" w:hint="default"/>
+        <w:sz w:val="20"/>
+      </w:rPr>
+    </w:lvl>
+    <w:lvl w:ilvl="6" w:tentative="1">
+      <w:start w:val="1"/>
+      <w:numFmt w:val="bullet"/>
+      <w:lvlText w:val=""/>
+      <w:lvlJc w:val="left"/>
+      <w:pPr>
+        <w:tabs>
+          <w:tab w:val="num" w:pos="5040"/>
+        </w:tabs>
+        <w:ind w:left="5040" w:hanging="360"/>
+      </w:pPr>
+      <w:rPr>
+        <w:rFonts w:ascii="Wingdings" w:hAnsi="Wingdings" w:hint="default"/>
+        <w:sz w:val="20"/>
+      </w:rPr>
+    </w:lvl>
+    <w:lvl w:ilvl="7" w:tentative="1">
+      <w:start w:val="1"/>
+      <w:numFmt w:val="bullet"/>
+      <w:lvlText w:val=""/>
+      <w:lvlJc w:val="left"/>
+      <w:pPr>
+        <w:tabs>
+          <w:tab w:val="num" w:pos="5760"/>
+        </w:tabs>
+        <w:ind w:left="5760" w:hanging="360"/>
+      </w:pPr>
+      <w:rPr>
+        <w:rFonts w:ascii="Wingdings" w:hAnsi="Wingdings" w:hint="default"/>
+        <w:sz w:val="20"/>
+      </w:rPr>
+    </w:lvl>
+    <w:lvl w:ilvl="8" w:tentative="1">
+      <w:start w:val="1"/>
+      <w:numFmt w:val="bullet"/>
+      <w:lvlText w:val=""/>
+      <w:lvlJc w:val="left"/>
+      <w:pPr>
+        <w:tabs>
+          <w:tab w:val="num" w:pos="6480"/>
+        </w:tabs>
+        <w:ind w:left="6480" w:hanging="360"/>
+      </w:pPr>
+      <w:rPr>
+        <w:rFonts w:ascii="Wingdings" w:hAnsi="Wingdings" w:hint="default"/>
+        <w:sz w:val="20"/>
+      </w:rPr>
+    </w:lvl>
+  </w:abstractNum>
+  <w:abstractNum w:abstractNumId="12" w15:restartNumberingAfterBreak="0">
+    <w:nsid w:val="4C1201AF"/>
+    <w:multiLevelType w:val="multilevel"/>
+    <w:tmpl w:val="75A6F80C"/>
+    <w:lvl w:ilvl="0">
+      <w:start w:val="1"/>
+      <w:numFmt w:val="bullet"/>
+      <w:lvlText w:val=""/>
+      <w:lvlJc w:val="left"/>
+      <w:pPr>
+        <w:tabs>
+          <w:tab w:val="num" w:pos="720"/>
+        </w:tabs>
+        <w:ind w:left="720" w:hanging="360"/>
+      </w:pPr>
+      <w:rPr>
+        <w:rFonts w:ascii="Symbol" w:hAnsi="Symbol" w:hint="default"/>
+        <w:sz w:val="20"/>
+      </w:rPr>
+    </w:lvl>
+    <w:lvl w:ilvl="1" w:tentative="1">
+      <w:start w:val="1"/>
+      <w:numFmt w:val="bullet"/>
+      <w:lvlText w:val="o"/>
+      <w:lvlJc w:val="left"/>
+      <w:pPr>
+        <w:tabs>
+          <w:tab w:val="num" w:pos="1440"/>
+        </w:tabs>
+        <w:ind w:left="1440" w:hanging="360"/>
+      </w:pPr>
+      <w:rPr>
+        <w:rFonts w:ascii="Courier New" w:hAnsi="Courier New" w:hint="default"/>
+        <w:sz w:val="20"/>
+      </w:rPr>
+    </w:lvl>
+    <w:lvl w:ilvl="2" w:tentative="1">
+      <w:start w:val="1"/>
+      <w:numFmt w:val="bullet"/>
+      <w:lvlText w:val=""/>
+      <w:lvlJc w:val="left"/>
+      <w:pPr>
+        <w:tabs>
+          <w:tab w:val="num" w:pos="2160"/>
+        </w:tabs>
+        <w:ind w:left="2160" w:hanging="360"/>
+      </w:pPr>
+      <w:rPr>
+        <w:rFonts w:ascii="Wingdings" w:hAnsi="Wingdings" w:hint="default"/>
+        <w:sz w:val="20"/>
+      </w:rPr>
+    </w:lvl>
+    <w:lvl w:ilvl="3" w:tentative="1">
+      <w:start w:val="1"/>
+      <w:numFmt w:val="bullet"/>
+      <w:lvlText w:val=""/>
+      <w:lvlJc w:val="left"/>
+      <w:pPr>
+        <w:tabs>
+          <w:tab w:val="num" w:pos="2880"/>
+        </w:tabs>
+        <w:ind w:left="2880" w:hanging="360"/>
+      </w:pPr>
+      <w:rPr>
+        <w:rFonts w:ascii="Wingdings" w:hAnsi="Wingdings" w:hint="default"/>
+        <w:sz w:val="20"/>
+      </w:rPr>
+    </w:lvl>
+    <w:lvl w:ilvl="4" w:tentative="1">
+      <w:start w:val="1"/>
+      <w:numFmt w:val="bullet"/>
+      <w:lvlText w:val=""/>
+      <w:lvlJc w:val="left"/>
+      <w:pPr>
+        <w:tabs>
+          <w:tab w:val="num" w:pos="3600"/>
+        </w:tabs>
+        <w:ind w:left="3600" w:hanging="360"/>
+      </w:pPr>
+      <w:rPr>
+        <w:rFonts w:ascii="Wingdings" w:hAnsi="Wingdings" w:hint="default"/>
+        <w:sz w:val="20"/>
+      </w:rPr>
+    </w:lvl>
+    <w:lvl w:ilvl="5" w:tentative="1">
+      <w:start w:val="1"/>
+      <w:numFmt w:val="bullet"/>
+      <w:lvlText w:val=""/>
+      <w:lvlJc w:val="left"/>
+      <w:pPr>
+        <w:tabs>
+          <w:tab w:val="num" w:pos="4320"/>
+        </w:tabs>
+        <w:ind w:left="4320" w:hanging="360"/>
+      </w:pPr>
+      <w:rPr>
+        <w:rFonts w:ascii="Wingdings" w:hAnsi="Wingdings" w:hint="default"/>
+        <w:sz w:val="20"/>
+      </w:rPr>
+    </w:lvl>
+    <w:lvl w:ilvl="6" w:tentative="1">
+      <w:start w:val="1"/>
+      <w:numFmt w:val="bullet"/>
+      <w:lvlText w:val=""/>
+      <w:lvlJc w:val="left"/>
+      <w:pPr>
+        <w:tabs>
+          <w:tab w:val="num" w:pos="5040"/>
+        </w:tabs>
+        <w:ind w:left="5040" w:hanging="360"/>
+      </w:pPr>
+      <w:rPr>
+        <w:rFonts w:ascii="Wingdings" w:hAnsi="Wingdings" w:hint="default"/>
+        <w:sz w:val="20"/>
+      </w:rPr>
+    </w:lvl>
+    <w:lvl w:ilvl="7" w:tentative="1">
+      <w:start w:val="1"/>
+      <w:numFmt w:val="bullet"/>
+      <w:lvlText w:val=""/>
+      <w:lvlJc w:val="left"/>
+      <w:pPr>
+        <w:tabs>
+          <w:tab w:val="num" w:pos="5760"/>
+        </w:tabs>
+        <w:ind w:left="5760" w:hanging="360"/>
+      </w:pPr>
+      <w:rPr>
+        <w:rFonts w:ascii="Wingdings" w:hAnsi="Wingdings" w:hint="default"/>
+        <w:sz w:val="20"/>
+      </w:rPr>
+    </w:lvl>
+    <w:lvl w:ilvl="8" w:tentative="1">
+      <w:start w:val="1"/>
+      <w:numFmt w:val="bullet"/>
+      <w:lvlText w:val=""/>
+      <w:lvlJc w:val="left"/>
+      <w:pPr>
+        <w:tabs>
+          <w:tab w:val="num" w:pos="6480"/>
+        </w:tabs>
+        <w:ind w:left="6480" w:hanging="360"/>
+      </w:pPr>
+      <w:rPr>
+        <w:rFonts w:ascii="Wingdings" w:hAnsi="Wingdings" w:hint="default"/>
+        <w:sz w:val="20"/>
+      </w:rPr>
+    </w:lvl>
+  </w:abstractNum>
+  <w:abstractNum w:abstractNumId="13" w15:restartNumberingAfterBreak="0">
+    <w:nsid w:val="53553974"/>
+    <w:multiLevelType w:val="multilevel"/>
+    <w:tmpl w:val="CC382302"/>
+    <w:lvl w:ilvl="0">
+      <w:start w:val="1"/>
+      <w:numFmt w:val="bullet"/>
+      <w:lvlText w:val=""/>
+      <w:lvlJc w:val="left"/>
+      <w:pPr>
+        <w:tabs>
+          <w:tab w:val="num" w:pos="720"/>
+        </w:tabs>
+        <w:ind w:left="720" w:hanging="360"/>
+      </w:pPr>
+      <w:rPr>
+        <w:rFonts w:ascii="Symbol" w:hAnsi="Symbol" w:hint="default"/>
+        <w:sz w:val="20"/>
+      </w:rPr>
+    </w:lvl>
+    <w:lvl w:ilvl="1" w:tentative="1">
+      <w:start w:val="1"/>
+      <w:numFmt w:val="bullet"/>
+      <w:lvlText w:val="o"/>
+      <w:lvlJc w:val="left"/>
+      <w:pPr>
+        <w:tabs>
+          <w:tab w:val="num" w:pos="1440"/>
+        </w:tabs>
+        <w:ind w:left="1440" w:hanging="360"/>
+      </w:pPr>
+      <w:rPr>
+        <w:rFonts w:ascii="Courier New" w:hAnsi="Courier New" w:hint="default"/>
+        <w:sz w:val="20"/>
+      </w:rPr>
+    </w:lvl>
+    <w:lvl w:ilvl="2" w:tentative="1">
+      <w:start w:val="1"/>
+      <w:numFmt w:val="bullet"/>
+      <w:lvlText w:val=""/>
+      <w:lvlJc w:val="left"/>
+      <w:pPr>
+        <w:tabs>
+          <w:tab w:val="num" w:pos="2160"/>
+        </w:tabs>
+        <w:ind w:left="2160" w:hanging="360"/>
+      </w:pPr>
+      <w:rPr>
+        <w:rFonts w:ascii="Wingdings" w:hAnsi="Wingdings" w:hint="default"/>
+        <w:sz w:val="20"/>
+      </w:rPr>
+    </w:lvl>
+    <w:lvl w:ilvl="3" w:tentative="1">
+      <w:start w:val="1"/>
+      <w:numFmt w:val="bullet"/>
+      <w:lvlText w:val=""/>
+      <w:lvlJc w:val="left"/>
+      <w:pPr>
+        <w:tabs>
+          <w:tab w:val="num" w:pos="2880"/>
+        </w:tabs>
+        <w:ind w:left="2880" w:hanging="360"/>
+      </w:pPr>
+      <w:rPr>
+        <w:rFonts w:ascii="Wingdings" w:hAnsi="Wingdings" w:hint="default"/>
+        <w:sz w:val="20"/>
+      </w:rPr>
+    </w:lvl>
+    <w:lvl w:ilvl="4" w:tentative="1">
+      <w:start w:val="1"/>
+      <w:numFmt w:val="bullet"/>
+      <w:lvlText w:val=""/>
+      <w:lvlJc w:val="left"/>
+      <w:pPr>
+        <w:tabs>
+          <w:tab w:val="num" w:pos="3600"/>
+        </w:tabs>
+        <w:ind w:left="3600" w:hanging="360"/>
+      </w:pPr>
+      <w:rPr>
+        <w:rFonts w:ascii="Wingdings" w:hAnsi="Wingdings" w:hint="default"/>
+        <w:sz w:val="20"/>
+      </w:rPr>
+    </w:lvl>
+    <w:lvl w:ilvl="5" w:tentative="1">
+      <w:start w:val="1"/>
+      <w:numFmt w:val="bullet"/>
+      <w:lvlText w:val=""/>
+      <w:lvlJc w:val="left"/>
+      <w:pPr>
+        <w:tabs>
+          <w:tab w:val="num" w:pos="4320"/>
+        </w:tabs>
+        <w:ind w:left="4320" w:hanging="360"/>
+      </w:pPr>
+      <w:rPr>
+        <w:rFonts w:ascii="Wingdings" w:hAnsi="Wingdings" w:hint="default"/>
+        <w:sz w:val="20"/>
+      </w:rPr>
+    </w:lvl>
+    <w:lvl w:ilvl="6" w:tentative="1">
+      <w:start w:val="1"/>
+      <w:numFmt w:val="bullet"/>
+      <w:lvlText w:val=""/>
+      <w:lvlJc w:val="left"/>
+      <w:pPr>
+        <w:tabs>
+          <w:tab w:val="num" w:pos="5040"/>
+        </w:tabs>
+        <w:ind w:left="5040" w:hanging="360"/>
+      </w:pPr>
+      <w:rPr>
+        <w:rFonts w:ascii="Wingdings" w:hAnsi="Wingdings" w:hint="default"/>
+        <w:sz w:val="20"/>
+      </w:rPr>
+    </w:lvl>
+    <w:lvl w:ilvl="7" w:tentative="1">
+      <w:start w:val="1"/>
+      <w:numFmt w:val="bullet"/>
+      <w:lvlText w:val=""/>
+      <w:lvlJc w:val="left"/>
+      <w:pPr>
+        <w:tabs>
+          <w:tab w:val="num" w:pos="5760"/>
+        </w:tabs>
+        <w:ind w:left="5760" w:hanging="360"/>
+      </w:pPr>
+      <w:rPr>
+        <w:rFonts w:ascii="Wingdings" w:hAnsi="Wingdings" w:hint="default"/>
+        <w:sz w:val="20"/>
+      </w:rPr>
+    </w:lvl>
+    <w:lvl w:ilvl="8" w:tentative="1">
+      <w:start w:val="1"/>
+      <w:numFmt w:val="bullet"/>
+      <w:lvlText w:val=""/>
+      <w:lvlJc w:val="left"/>
+      <w:pPr>
+        <w:tabs>
+          <w:tab w:val="num" w:pos="6480"/>
+        </w:tabs>
+        <w:ind w:left="6480" w:hanging="360"/>
+      </w:pPr>
+      <w:rPr>
+        <w:rFonts w:ascii="Wingdings" w:hAnsi="Wingdings" w:hint="default"/>
+        <w:sz w:val="20"/>
+      </w:rPr>
+    </w:lvl>
+  </w:abstractNum>
+  <w:abstractNum w:abstractNumId="14" w15:restartNumberingAfterBreak="0">
+    <w:nsid w:val="570A70E2"/>
+    <w:multiLevelType w:val="multilevel"/>
+    <w:tmpl w:val="A3E4F37C"/>
+    <w:lvl w:ilvl="0">
+      <w:start w:val="1"/>
+      <w:numFmt w:val="bullet"/>
+      <w:lvlText w:val=""/>
+      <w:lvlJc w:val="left"/>
+      <w:pPr>
+        <w:tabs>
+          <w:tab w:val="num" w:pos="720"/>
+        </w:tabs>
+        <w:ind w:left="720" w:hanging="360"/>
+      </w:pPr>
+      <w:rPr>
+        <w:rFonts w:ascii="Symbol" w:hAnsi="Symbol" w:hint="default"/>
+        <w:sz w:val="20"/>
+      </w:rPr>
+    </w:lvl>
+    <w:lvl w:ilvl="1" w:tentative="1">
+      <w:start w:val="1"/>
+      <w:numFmt w:val="bullet"/>
+      <w:lvlText w:val="o"/>
+      <w:lvlJc w:val="left"/>
+      <w:pPr>
+        <w:tabs>
+          <w:tab w:val="num" w:pos="1440"/>
+        </w:tabs>
+        <w:ind w:left="1440" w:hanging="360"/>
+      </w:pPr>
+      <w:rPr>
+        <w:rFonts w:ascii="Courier New" w:hAnsi="Courier New" w:hint="default"/>
+        <w:sz w:val="20"/>
+      </w:rPr>
+    </w:lvl>
+    <w:lvl w:ilvl="2" w:tentative="1">
+      <w:start w:val="1"/>
+      <w:numFmt w:val="bullet"/>
+      <w:lvlText w:val=""/>
+      <w:lvlJc w:val="left"/>
+      <w:pPr>
+        <w:tabs>
+          <w:tab w:val="num" w:pos="2160"/>
+        </w:tabs>
+        <w:ind w:left="2160" w:hanging="360"/>
+      </w:pPr>
+      <w:rPr>
+        <w:rFonts w:ascii="Wingdings" w:hAnsi="Wingdings" w:hint="default"/>
+        <w:sz w:val="20"/>
+      </w:rPr>
+    </w:lvl>
+    <w:lvl w:ilvl="3" w:tentative="1">
+      <w:start w:val="1"/>
+      <w:numFmt w:val="bullet"/>
+      <w:lvlText w:val=""/>
+      <w:lvlJc w:val="left"/>
+      <w:pPr>
+        <w:tabs>
+          <w:tab w:val="num" w:pos="2880"/>
+        </w:tabs>
+        <w:ind w:left="2880" w:hanging="360"/>
+      </w:pPr>
+      <w:rPr>
+        <w:rFonts w:ascii="Wingdings" w:hAnsi="Wingdings" w:hint="default"/>
+        <w:sz w:val="20"/>
+      </w:rPr>
+    </w:lvl>
+    <w:lvl w:ilvl="4" w:tentative="1">
+      <w:start w:val="1"/>
+      <w:numFmt w:val="bullet"/>
+      <w:lvlText w:val=""/>
+      <w:lvlJc w:val="left"/>
+      <w:pPr>
+        <w:tabs>
+          <w:tab w:val="num" w:pos="3600"/>
+        </w:tabs>
+        <w:ind w:left="3600" w:hanging="360"/>
+      </w:pPr>
+      <w:rPr>
+        <w:rFonts w:ascii="Wingdings" w:hAnsi="Wingdings" w:hint="default"/>
+        <w:sz w:val="20"/>
+      </w:rPr>
+    </w:lvl>
+    <w:lvl w:ilvl="5" w:tentative="1">
+      <w:start w:val="1"/>
+      <w:numFmt w:val="bullet"/>
+      <w:lvlText w:val=""/>
+      <w:lvlJc w:val="left"/>
+      <w:pPr>
+        <w:tabs>
+          <w:tab w:val="num" w:pos="4320"/>
+        </w:tabs>
+        <w:ind w:left="4320" w:hanging="360"/>
+      </w:pPr>
+      <w:rPr>
+        <w:rFonts w:ascii="Wingdings" w:hAnsi="Wingdings" w:hint="default"/>
+        <w:sz w:val="20"/>
+      </w:rPr>
+    </w:lvl>
+    <w:lvl w:ilvl="6" w:tentative="1">
+      <w:start w:val="1"/>
+      <w:numFmt w:val="bullet"/>
+      <w:lvlText w:val=""/>
+      <w:lvlJc w:val="left"/>
+      <w:pPr>
+        <w:tabs>
+          <w:tab w:val="num" w:pos="5040"/>
+        </w:tabs>
+        <w:ind w:left="5040" w:hanging="360"/>
+      </w:pPr>
+      <w:rPr>
+        <w:rFonts w:ascii="Wingdings" w:hAnsi="Wingdings" w:hint="default"/>
+        <w:sz w:val="20"/>
+      </w:rPr>
+    </w:lvl>
+    <w:lvl w:ilvl="7" w:tentative="1">
+      <w:start w:val="1"/>
+      <w:numFmt w:val="bullet"/>
+      <w:lvlText w:val=""/>
+      <w:lvlJc w:val="left"/>
+      <w:pPr>
+        <w:tabs>
+          <w:tab w:val="num" w:pos="5760"/>
+        </w:tabs>
+        <w:ind w:left="5760" w:hanging="360"/>
+      </w:pPr>
+      <w:rPr>
+        <w:rFonts w:ascii="Wingdings" w:hAnsi="Wingdings" w:hint="default"/>
+        <w:sz w:val="20"/>
+      </w:rPr>
+    </w:lvl>
+    <w:lvl w:ilvl="8" w:tentative="1">
+      <w:start w:val="1"/>
+      <w:numFmt w:val="bullet"/>
+      <w:lvlText w:val=""/>
+      <w:lvlJc w:val="left"/>
+      <w:pPr>
+        <w:tabs>
+          <w:tab w:val="num" w:pos="6480"/>
+        </w:tabs>
+        <w:ind w:left="6480" w:hanging="360"/>
+      </w:pPr>
+      <w:rPr>
+        <w:rFonts w:ascii="Wingdings" w:hAnsi="Wingdings" w:hint="default"/>
+        <w:sz w:val="20"/>
+      </w:rPr>
+    </w:lvl>
+  </w:abstractNum>
+  <w:abstractNum w:abstractNumId="15" w15:restartNumberingAfterBreak="0">
+    <w:nsid w:val="5E1F0415"/>
+    <w:multiLevelType w:val="multilevel"/>
+    <w:tmpl w:val="89248D40"/>
+    <w:lvl w:ilvl="0">
+      <w:start w:val="1"/>
+      <w:numFmt w:val="bullet"/>
+      <w:lvlText w:val=""/>
+      <w:lvlJc w:val="left"/>
+      <w:pPr>
+        <w:tabs>
+          <w:tab w:val="num" w:pos="720"/>
+        </w:tabs>
+        <w:ind w:left="720" w:hanging="360"/>
+      </w:pPr>
+      <w:rPr>
+        <w:rFonts w:ascii="Symbol" w:hAnsi="Symbol" w:hint="default"/>
+        <w:sz w:val="20"/>
+      </w:rPr>
+    </w:lvl>
+    <w:lvl w:ilvl="1" w:tentative="1">
+      <w:start w:val="1"/>
+      <w:numFmt w:val="bullet"/>
+      <w:lvlText w:val="o"/>
+      <w:lvlJc w:val="left"/>
+      <w:pPr>
+        <w:tabs>
+          <w:tab w:val="num" w:pos="1440"/>
+        </w:tabs>
+        <w:ind w:left="1440" w:hanging="360"/>
+      </w:pPr>
+      <w:rPr>
+        <w:rFonts w:ascii="Courier New" w:hAnsi="Courier New" w:hint="default"/>
+        <w:sz w:val="20"/>
+      </w:rPr>
+    </w:lvl>
+    <w:lvl w:ilvl="2" w:tentative="1">
+      <w:start w:val="1"/>
+      <w:numFmt w:val="bullet"/>
+      <w:lvlText w:val=""/>
+      <w:lvlJc w:val="left"/>
+      <w:pPr>
+        <w:tabs>
+          <w:tab w:val="num" w:pos="2160"/>
+        </w:tabs>
+        <w:ind w:left="2160" w:hanging="360"/>
+      </w:pPr>
+      <w:rPr>
+        <w:rFonts w:ascii="Wingdings" w:hAnsi="Wingdings" w:hint="default"/>
+        <w:sz w:val="20"/>
+      </w:rPr>
+    </w:lvl>
+    <w:lvl w:ilvl="3" w:tentative="1">
+      <w:start w:val="1"/>
+      <w:numFmt w:val="bullet"/>
+      <w:lvlText w:val=""/>
+      <w:lvlJc w:val="left"/>
+      <w:pPr>
+        <w:tabs>
+          <w:tab w:val="num" w:pos="2880"/>
+        </w:tabs>
+        <w:ind w:left="2880" w:hanging="360"/>
+      </w:pPr>
+      <w:rPr>
+        <w:rFonts w:ascii="Wingdings" w:hAnsi="Wingdings" w:hint="default"/>
+        <w:sz w:val="20"/>
+      </w:rPr>
+    </w:lvl>
+    <w:lvl w:ilvl="4" w:tentative="1">
+      <w:start w:val="1"/>
+      <w:numFmt w:val="bullet"/>
+      <w:lvlText w:val=""/>
+      <w:lvlJc w:val="left"/>
+      <w:pPr>
+        <w:tabs>
+          <w:tab w:val="num" w:pos="3600"/>
+        </w:tabs>
+        <w:ind w:left="3600" w:hanging="360"/>
+      </w:pPr>
+      <w:rPr>
+        <w:rFonts w:ascii="Wingdings" w:hAnsi="Wingdings" w:hint="default"/>
+        <w:sz w:val="20"/>
+      </w:rPr>
+    </w:lvl>
+    <w:lvl w:ilvl="5" w:tentative="1">
+      <w:start w:val="1"/>
+      <w:numFmt w:val="bullet"/>
+      <w:lvlText w:val=""/>
+      <w:lvlJc w:val="left"/>
+      <w:pPr>
+        <w:tabs>
+          <w:tab w:val="num" w:pos="4320"/>
+        </w:tabs>
+        <w:ind w:left="4320" w:hanging="360"/>
+      </w:pPr>
+      <w:rPr>
+        <w:rFonts w:ascii="Wingdings" w:hAnsi="Wingdings" w:hint="default"/>
+        <w:sz w:val="20"/>
+      </w:rPr>
+    </w:lvl>
+    <w:lvl w:ilvl="6" w:tentative="1">
+      <w:start w:val="1"/>
+      <w:numFmt w:val="bullet"/>
+      <w:lvlText w:val=""/>
+      <w:lvlJc w:val="left"/>
+      <w:pPr>
+        <w:tabs>
+          <w:tab w:val="num" w:pos="5040"/>
+        </w:tabs>
+        <w:ind w:left="5040" w:hanging="360"/>
+      </w:pPr>
+      <w:rPr>
+        <w:rFonts w:ascii="Wingdings" w:hAnsi="Wingdings" w:hint="default"/>
+        <w:sz w:val="20"/>
+      </w:rPr>
+    </w:lvl>
+    <w:lvl w:ilvl="7" w:tentative="1">
+      <w:start w:val="1"/>
+      <w:numFmt w:val="bullet"/>
+      <w:lvlText w:val=""/>
+      <w:lvlJc w:val="left"/>
+      <w:pPr>
+        <w:tabs>
+          <w:tab w:val="num" w:pos="5760"/>
+        </w:tabs>
+        <w:ind w:left="5760" w:hanging="360"/>
+      </w:pPr>
+      <w:rPr>
+        <w:rFonts w:ascii="Wingdings" w:hAnsi="Wingdings" w:hint="default"/>
+        <w:sz w:val="20"/>
+      </w:rPr>
+    </w:lvl>
+    <w:lvl w:ilvl="8" w:tentative="1">
+      <w:start w:val="1"/>
+      <w:numFmt w:val="bullet"/>
+      <w:lvlText w:val=""/>
+      <w:lvlJc w:val="left"/>
+      <w:pPr>
+        <w:tabs>
+          <w:tab w:val="num" w:pos="6480"/>
+        </w:tabs>
+        <w:ind w:left="6480" w:hanging="360"/>
+      </w:pPr>
+      <w:rPr>
+        <w:rFonts w:ascii="Wingdings" w:hAnsi="Wingdings" w:hint="default"/>
+        <w:sz w:val="20"/>
+      </w:rPr>
+    </w:lvl>
+  </w:abstractNum>
+  <w:abstractNum w:abstractNumId="16" w15:restartNumberingAfterBreak="0">
+    <w:nsid w:val="654E26D5"/>
+    <w:multiLevelType w:val="multilevel"/>
+    <w:tmpl w:val="F364DAF0"/>
+    <w:lvl w:ilvl="0">
+      <w:start w:val="1"/>
+      <w:numFmt w:val="bullet"/>
+      <w:lvlText w:val=""/>
+      <w:lvlJc w:val="left"/>
+      <w:pPr>
+        <w:tabs>
+          <w:tab w:val="num" w:pos="720"/>
+        </w:tabs>
+        <w:ind w:left="720" w:hanging="360"/>
+      </w:pPr>
+      <w:rPr>
+        <w:rFonts w:ascii="Symbol" w:hAnsi="Symbol" w:hint="default"/>
+        <w:sz w:val="20"/>
+      </w:rPr>
+    </w:lvl>
+    <w:lvl w:ilvl="1" w:tentative="1">
+      <w:start w:val="1"/>
+      <w:numFmt w:val="bullet"/>
+      <w:lvlText w:val="o"/>
+      <w:lvlJc w:val="left"/>
+      <w:pPr>
+        <w:tabs>
+          <w:tab w:val="num" w:pos="1440"/>
+        </w:tabs>
+        <w:ind w:left="1440" w:hanging="360"/>
+      </w:pPr>
+      <w:rPr>
+        <w:rFonts w:ascii="Courier New" w:hAnsi="Courier New" w:hint="default"/>
+        <w:sz w:val="20"/>
+      </w:rPr>
+    </w:lvl>
+    <w:lvl w:ilvl="2" w:tentative="1">
+      <w:start w:val="1"/>
+      <w:numFmt w:val="bullet"/>
+      <w:lvlText w:val=""/>
+      <w:lvlJc w:val="left"/>
+      <w:pPr>
+        <w:tabs>
+          <w:tab w:val="num" w:pos="2160"/>
+        </w:tabs>
+        <w:ind w:left="2160" w:hanging="360"/>
+      </w:pPr>
+      <w:rPr>
+        <w:rFonts w:ascii="Wingdings" w:hAnsi="Wingdings" w:hint="default"/>
+        <w:sz w:val="20"/>
+      </w:rPr>
+    </w:lvl>
+    <w:lvl w:ilvl="3" w:tentative="1">
+      <w:start w:val="1"/>
+      <w:numFmt w:val="bullet"/>
+      <w:lvlText w:val=""/>
+      <w:lvlJc w:val="left"/>
+      <w:pPr>
+        <w:tabs>
+          <w:tab w:val="num" w:pos="2880"/>
+        </w:tabs>
+        <w:ind w:left="2880" w:hanging="360"/>
+      </w:pPr>
+      <w:rPr>
+        <w:rFonts w:ascii="Wingdings" w:hAnsi="Wingdings" w:hint="default"/>
+        <w:sz w:val="20"/>
+      </w:rPr>
+    </w:lvl>
+    <w:lvl w:ilvl="4" w:tentative="1">
+      <w:start w:val="1"/>
+      <w:numFmt w:val="bullet"/>
+      <w:lvlText w:val=""/>
+      <w:lvlJc w:val="left"/>
+      <w:pPr>
+        <w:tabs>
+          <w:tab w:val="num" w:pos="3600"/>
+        </w:tabs>
+        <w:ind w:left="3600" w:hanging="360"/>
+      </w:pPr>
+      <w:rPr>
+        <w:rFonts w:ascii="Wingdings" w:hAnsi="Wingdings" w:hint="default"/>
+        <w:sz w:val="20"/>
+      </w:rPr>
+    </w:lvl>
+    <w:lvl w:ilvl="5" w:tentative="1">
+      <w:start w:val="1"/>
+      <w:numFmt w:val="bullet"/>
+      <w:lvlText w:val=""/>
+      <w:lvlJc w:val="left"/>
+      <w:pPr>
+        <w:tabs>
+          <w:tab w:val="num" w:pos="4320"/>
+        </w:tabs>
+        <w:ind w:left="4320" w:hanging="360"/>
+      </w:pPr>
+      <w:rPr>
+        <w:rFonts w:ascii="Wingdings" w:hAnsi="Wingdings" w:hint="default"/>
+        <w:sz w:val="20"/>
+      </w:rPr>
+    </w:lvl>
+    <w:lvl w:ilvl="6" w:tentative="1">
+      <w:start w:val="1"/>
+      <w:numFmt w:val="bullet"/>
+      <w:lvlText w:val=""/>
+      <w:lvlJc w:val="left"/>
+      <w:pPr>
+        <w:tabs>
+          <w:tab w:val="num" w:pos="5040"/>
+        </w:tabs>
+        <w:ind w:left="5040" w:hanging="360"/>
+      </w:pPr>
+      <w:rPr>
+        <w:rFonts w:ascii="Wingdings" w:hAnsi="Wingdings" w:hint="default"/>
+        <w:sz w:val="20"/>
+      </w:rPr>
+    </w:lvl>
+    <w:lvl w:ilvl="7" w:tentative="1">
+      <w:start w:val="1"/>
+      <w:numFmt w:val="bullet"/>
+      <w:lvlText w:val=""/>
+      <w:lvlJc w:val="left"/>
+      <w:pPr>
+        <w:tabs>
+          <w:tab w:val="num" w:pos="5760"/>
+        </w:tabs>
+        <w:ind w:left="5760" w:hanging="360"/>
+      </w:pPr>
+      <w:rPr>
+        <w:rFonts w:ascii="Wingdings" w:hAnsi="Wingdings" w:hint="default"/>
+        <w:sz w:val="20"/>
+      </w:rPr>
+    </w:lvl>
+    <w:lvl w:ilvl="8" w:tentative="1">
+      <w:start w:val="1"/>
+      <w:numFmt w:val="bullet"/>
+      <w:lvlText w:val=""/>
+      <w:lvlJc w:val="left"/>
+      <w:pPr>
+        <w:tabs>
+          <w:tab w:val="num" w:pos="6480"/>
+        </w:tabs>
+        <w:ind w:left="6480" w:hanging="360"/>
+      </w:pPr>
+      <w:rPr>
+        <w:rFonts w:ascii="Wingdings" w:hAnsi="Wingdings" w:hint="default"/>
+        <w:sz w:val="20"/>
+      </w:rPr>
+    </w:lvl>
+  </w:abstractNum>
+  <w:abstractNum w:abstractNumId="17" w15:restartNumberingAfterBreak="0">
+    <w:nsid w:val="67E87774"/>
+    <w:multiLevelType w:val="multilevel"/>
+    <w:tmpl w:val="C2F84FCE"/>
+    <w:lvl w:ilvl="0">
+      <w:start w:val="1"/>
+      <w:numFmt w:val="bullet"/>
+      <w:lvlText w:val=""/>
+      <w:lvlJc w:val="left"/>
+      <w:pPr>
+        <w:tabs>
+          <w:tab w:val="num" w:pos="720"/>
+        </w:tabs>
+        <w:ind w:left="720" w:hanging="360"/>
+      </w:pPr>
+      <w:rPr>
+        <w:rFonts w:ascii="Symbol" w:hAnsi="Symbol" w:hint="default"/>
+        <w:sz w:val="20"/>
+      </w:rPr>
+    </w:lvl>
+    <w:lvl w:ilvl="1" w:tentative="1">
+      <w:start w:val="1"/>
+      <w:numFmt w:val="bullet"/>
+      <w:lvlText w:val="o"/>
+      <w:lvlJc w:val="left"/>
+      <w:pPr>
+        <w:tabs>
+          <w:tab w:val="num" w:pos="1440"/>
+        </w:tabs>
+        <w:ind w:left="1440" w:hanging="360"/>
+      </w:pPr>
+      <w:rPr>
+        <w:rFonts w:ascii="Courier New" w:hAnsi="Courier New" w:hint="default"/>
+        <w:sz w:val="20"/>
+      </w:rPr>
+    </w:lvl>
+    <w:lvl w:ilvl="2" w:tentative="1">
+      <w:start w:val="1"/>
+      <w:numFmt w:val="bullet"/>
+      <w:lvlText w:val=""/>
+      <w:lvlJc w:val="left"/>
+      <w:pPr>
+        <w:tabs>
+          <w:tab w:val="num" w:pos="2160"/>
+        </w:tabs>
+        <w:ind w:left="2160" w:hanging="360"/>
+      </w:pPr>
+      <w:rPr>
+        <w:rFonts w:ascii="Wingdings" w:hAnsi="Wingdings" w:hint="default"/>
+        <w:sz w:val="20"/>
+      </w:rPr>
+    </w:lvl>
+    <w:lvl w:ilvl="3" w:tentative="1">
+      <w:start w:val="1"/>
+      <w:numFmt w:val="bullet"/>
+      <w:lvlText w:val=""/>
+      <w:lvlJc w:val="left"/>
+      <w:pPr>
+        <w:tabs>
+          <w:tab w:val="num" w:pos="2880"/>
+        </w:tabs>
+        <w:ind w:left="2880" w:hanging="360"/>
+      </w:pPr>
+      <w:rPr>
+        <w:rFonts w:ascii="Wingdings" w:hAnsi="Wingdings" w:hint="default"/>
+        <w:sz w:val="20"/>
+      </w:rPr>
+    </w:lvl>
+    <w:lvl w:ilvl="4" w:tentative="1">
+      <w:start w:val="1"/>
+      <w:numFmt w:val="bullet"/>
+      <w:lvlText w:val=""/>
+      <w:lvlJc w:val="left"/>
+      <w:pPr>
+        <w:tabs>
+          <w:tab w:val="num" w:pos="3600"/>
+        </w:tabs>
+        <w:ind w:left="3600" w:hanging="360"/>
+      </w:pPr>
+      <w:rPr>
+        <w:rFonts w:ascii="Wingdings" w:hAnsi="Wingdings" w:hint="default"/>
+        <w:sz w:val="20"/>
+      </w:rPr>
+    </w:lvl>
+    <w:lvl w:ilvl="5" w:tentative="1">
+      <w:start w:val="1"/>
+      <w:numFmt w:val="bullet"/>
+      <w:lvlText w:val=""/>
+      <w:lvlJc w:val="left"/>
+      <w:pPr>
+        <w:tabs>
+          <w:tab w:val="num" w:pos="4320"/>
+        </w:tabs>
+        <w:ind w:left="4320" w:hanging="360"/>
+      </w:pPr>
+      <w:rPr>
+        <w:rFonts w:ascii="Wingdings" w:hAnsi="Wingdings" w:hint="default"/>
+        <w:sz w:val="20"/>
+      </w:rPr>
+    </w:lvl>
+    <w:lvl w:ilvl="6" w:tentative="1">
+      <w:start w:val="1"/>
+      <w:numFmt w:val="bullet"/>
+      <w:lvlText w:val=""/>
+      <w:lvlJc w:val="left"/>
+      <w:pPr>
+        <w:tabs>
+          <w:tab w:val="num" w:pos="5040"/>
+        </w:tabs>
+        <w:ind w:left="5040" w:hanging="360"/>
+      </w:pPr>
+      <w:rPr>
+        <w:rFonts w:ascii="Wingdings" w:hAnsi="Wingdings" w:hint="default"/>
+        <w:sz w:val="20"/>
+      </w:rPr>
+    </w:lvl>
+    <w:lvl w:ilvl="7" w:tentative="1">
+      <w:start w:val="1"/>
+      <w:numFmt w:val="bullet"/>
+      <w:lvlText w:val=""/>
+      <w:lvlJc w:val="left"/>
+      <w:pPr>
+        <w:tabs>
+          <w:tab w:val="num" w:pos="5760"/>
+        </w:tabs>
+        <w:ind w:left="5760" w:hanging="360"/>
+      </w:pPr>
+      <w:rPr>
+        <w:rFonts w:ascii="Wingdings" w:hAnsi="Wingdings" w:hint="default"/>
+        <w:sz w:val="20"/>
+      </w:rPr>
+    </w:lvl>
+    <w:lvl w:ilvl="8" w:tentative="1">
+      <w:start w:val="1"/>
+      <w:numFmt w:val="bullet"/>
+      <w:lvlText w:val=""/>
+      <w:lvlJc w:val="left"/>
+      <w:pPr>
+        <w:tabs>
+          <w:tab w:val="num" w:pos="6480"/>
+        </w:tabs>
+        <w:ind w:left="6480" w:hanging="360"/>
+      </w:pPr>
+      <w:rPr>
+        <w:rFonts w:ascii="Wingdings" w:hAnsi="Wingdings" w:hint="default"/>
+        <w:sz w:val="20"/>
+      </w:rPr>
+    </w:lvl>
+  </w:abstractNum>
+  <w:abstractNum w:abstractNumId="18" w15:restartNumberingAfterBreak="0">
+    <w:nsid w:val="684447ED"/>
+    <w:multiLevelType w:val="multilevel"/>
+    <w:tmpl w:val="0C66116C"/>
+    <w:lvl w:ilvl="0">
+      <w:start w:val="1"/>
+      <w:numFmt w:val="bullet"/>
+      <w:lvlText w:val=""/>
+      <w:lvlJc w:val="left"/>
+      <w:pPr>
+        <w:tabs>
+          <w:tab w:val="num" w:pos="720"/>
+        </w:tabs>
+        <w:ind w:left="720" w:hanging="360"/>
+      </w:pPr>
+      <w:rPr>
+        <w:rFonts w:ascii="Symbol" w:hAnsi="Symbol" w:hint="default"/>
+        <w:sz w:val="20"/>
+      </w:rPr>
+    </w:lvl>
+    <w:lvl w:ilvl="1" w:tentative="1">
+      <w:start w:val="1"/>
+      <w:numFmt w:val="bullet"/>
+      <w:lvlText w:val="o"/>
+      <w:lvlJc w:val="left"/>
+      <w:pPr>
+        <w:tabs>
+          <w:tab w:val="num" w:pos="1440"/>
+        </w:tabs>
+        <w:ind w:left="1440" w:hanging="360"/>
+      </w:pPr>
+      <w:rPr>
+        <w:rFonts w:ascii="Courier New" w:hAnsi="Courier New" w:hint="default"/>
+        <w:sz w:val="20"/>
+      </w:rPr>
+    </w:lvl>
+    <w:lvl w:ilvl="2" w:tentative="1">
+      <w:start w:val="1"/>
+      <w:numFmt w:val="bullet"/>
+      <w:lvlText w:val=""/>
+      <w:lvlJc w:val="left"/>
+      <w:pPr>
+        <w:tabs>
+          <w:tab w:val="num" w:pos="2160"/>
+        </w:tabs>
+        <w:ind w:left="2160" w:hanging="360"/>
+      </w:pPr>
+      <w:rPr>
+        <w:rFonts w:ascii="Wingdings" w:hAnsi="Wingdings" w:hint="default"/>
+        <w:sz w:val="20"/>
+      </w:rPr>
+    </w:lvl>
+    <w:lvl w:ilvl="3" w:tentative="1">
+      <w:start w:val="1"/>
+      <w:numFmt w:val="bullet"/>
+      <w:lvlText w:val=""/>
+      <w:lvlJc w:val="left"/>
+      <w:pPr>
+        <w:tabs>
+          <w:tab w:val="num" w:pos="2880"/>
+        </w:tabs>
+        <w:ind w:left="2880" w:hanging="360"/>
+      </w:pPr>
+      <w:rPr>
+        <w:rFonts w:ascii="Wingdings" w:hAnsi="Wingdings" w:hint="default"/>
+        <w:sz w:val="20"/>
+      </w:rPr>
+    </w:lvl>
+    <w:lvl w:ilvl="4" w:tentative="1">
+      <w:start w:val="1"/>
+      <w:numFmt w:val="bullet"/>
+      <w:lvlText w:val=""/>
+      <w:lvlJc w:val="left"/>
+      <w:pPr>
+        <w:tabs>
+          <w:tab w:val="num" w:pos="3600"/>
+        </w:tabs>
+        <w:ind w:left="3600" w:hanging="360"/>
+      </w:pPr>
+      <w:rPr>
+        <w:rFonts w:ascii="Wingdings" w:hAnsi="Wingdings" w:hint="default"/>
+        <w:sz w:val="20"/>
+      </w:rPr>
+    </w:lvl>
+    <w:lvl w:ilvl="5" w:tentative="1">
+      <w:start w:val="1"/>
+      <w:numFmt w:val="bullet"/>
+      <w:lvlText w:val=""/>
+      <w:lvlJc w:val="left"/>
+      <w:pPr>
+        <w:tabs>
+          <w:tab w:val="num" w:pos="4320"/>
+        </w:tabs>
+        <w:ind w:left="4320" w:hanging="360"/>
+      </w:pPr>
+      <w:rPr>
+        <w:rFonts w:ascii="Wingdings" w:hAnsi="Wingdings" w:hint="default"/>
+        <w:sz w:val="20"/>
+      </w:rPr>
+    </w:lvl>
+    <w:lvl w:ilvl="6" w:tentative="1">
+      <w:start w:val="1"/>
+      <w:numFmt w:val="bullet"/>
+      <w:lvlText w:val=""/>
+      <w:lvlJc w:val="left"/>
+      <w:pPr>
+        <w:tabs>
+          <w:tab w:val="num" w:pos="5040"/>
+        </w:tabs>
+        <w:ind w:left="5040" w:hanging="360"/>
+      </w:pPr>
+      <w:rPr>
+        <w:rFonts w:ascii="Wingdings" w:hAnsi="Wingdings" w:hint="default"/>
+        <w:sz w:val="20"/>
+      </w:rPr>
+    </w:lvl>
+    <w:lvl w:ilvl="7" w:tentative="1">
+      <w:start w:val="1"/>
+      <w:numFmt w:val="bullet"/>
+      <w:lvlText w:val=""/>
+      <w:lvlJc w:val="left"/>
+      <w:pPr>
+        <w:tabs>
+          <w:tab w:val="num" w:pos="5760"/>
+        </w:tabs>
+        <w:ind w:left="5760" w:hanging="360"/>
+      </w:pPr>
+      <w:rPr>
+        <w:rFonts w:ascii="Wingdings" w:hAnsi="Wingdings" w:hint="default"/>
+        <w:sz w:val="20"/>
+      </w:rPr>
+    </w:lvl>
+    <w:lvl w:ilvl="8" w:tentative="1">
+      <w:start w:val="1"/>
+      <w:numFmt w:val="bullet"/>
+      <w:lvlText w:val=""/>
+      <w:lvlJc w:val="left"/>
+      <w:pPr>
+        <w:tabs>
+          <w:tab w:val="num" w:pos="6480"/>
+        </w:tabs>
+        <w:ind w:left="6480" w:hanging="360"/>
+      </w:pPr>
+      <w:rPr>
+        <w:rFonts w:ascii="Wingdings" w:hAnsi="Wingdings" w:hint="default"/>
+        <w:sz w:val="20"/>
+      </w:rPr>
+    </w:lvl>
+  </w:abstractNum>
+  <w:abstractNum w:abstractNumId="19" w15:restartNumberingAfterBreak="0">
+    <w:nsid w:val="70CF1115"/>
+    <w:multiLevelType w:val="multilevel"/>
+    <w:tmpl w:val="255EE1F8"/>
+    <w:lvl w:ilvl="0">
+      <w:start w:val="1"/>
+      <w:numFmt w:val="bullet"/>
+      <w:lvlText w:val=""/>
+      <w:lvlJc w:val="left"/>
+      <w:pPr>
+        <w:tabs>
+          <w:tab w:val="num" w:pos="720"/>
+        </w:tabs>
+        <w:ind w:left="720" w:hanging="360"/>
+      </w:pPr>
+      <w:rPr>
+        <w:rFonts w:ascii="Symbol" w:hAnsi="Symbol" w:hint="default"/>
+        <w:sz w:val="20"/>
+      </w:rPr>
+    </w:lvl>
+    <w:lvl w:ilvl="1" w:tentative="1">
+      <w:start w:val="1"/>
+      <w:numFmt w:val="bullet"/>
+      <w:lvlText w:val="o"/>
+      <w:lvlJc w:val="left"/>
+      <w:pPr>
+        <w:tabs>
+          <w:tab w:val="num" w:pos="1440"/>
+        </w:tabs>
+        <w:ind w:left="1440" w:hanging="360"/>
+      </w:pPr>
+      <w:rPr>
+        <w:rFonts w:ascii="Courier New" w:hAnsi="Courier New" w:hint="default"/>
+        <w:sz w:val="20"/>
+      </w:rPr>
+    </w:lvl>
+    <w:lvl w:ilvl="2" w:tentative="1">
+      <w:start w:val="1"/>
+      <w:numFmt w:val="bullet"/>
+      <w:lvlText w:val=""/>
+      <w:lvlJc w:val="left"/>
+      <w:pPr>
+        <w:tabs>
+          <w:tab w:val="num" w:pos="2160"/>
+        </w:tabs>
+        <w:ind w:left="2160" w:hanging="360"/>
+      </w:pPr>
+      <w:rPr>
+        <w:rFonts w:ascii="Wingdings" w:hAnsi="Wingdings" w:hint="default"/>
+        <w:sz w:val="20"/>
+      </w:rPr>
+    </w:lvl>
+    <w:lvl w:ilvl="3" w:tentative="1">
+      <w:start w:val="1"/>
+      <w:numFmt w:val="bullet"/>
+      <w:lvlText w:val=""/>
+      <w:lvlJc w:val="left"/>
+      <w:pPr>
+        <w:tabs>
+          <w:tab w:val="num" w:pos="2880"/>
+        </w:tabs>
+        <w:ind w:left="2880" w:hanging="360"/>
+      </w:pPr>
+      <w:rPr>
+        <w:rFonts w:ascii="Wingdings" w:hAnsi="Wingdings" w:hint="default"/>
+        <w:sz w:val="20"/>
+      </w:rPr>
+    </w:lvl>
+    <w:lvl w:ilvl="4" w:tentative="1">
+      <w:start w:val="1"/>
+      <w:numFmt w:val="bullet"/>
+      <w:lvlText w:val=""/>
+      <w:lvlJc w:val="left"/>
+      <w:pPr>
+        <w:tabs>
+          <w:tab w:val="num" w:pos="3600"/>
+        </w:tabs>
+        <w:ind w:left="3600" w:hanging="360"/>
+      </w:pPr>
+      <w:rPr>
+        <w:rFonts w:ascii="Wingdings" w:hAnsi="Wingdings" w:hint="default"/>
+        <w:sz w:val="20"/>
+      </w:rPr>
+    </w:lvl>
+    <w:lvl w:ilvl="5" w:tentative="1">
+      <w:start w:val="1"/>
+      <w:numFmt w:val="bullet"/>
+      <w:lvlText w:val=""/>
+      <w:lvlJc w:val="left"/>
+      <w:pPr>
+        <w:tabs>
+          <w:tab w:val="num" w:pos="4320"/>
+        </w:tabs>
+        <w:ind w:left="4320" w:hanging="360"/>
+      </w:pPr>
+      <w:rPr>
+        <w:rFonts w:ascii="Wingdings" w:hAnsi="Wingdings" w:hint="default"/>
+        <w:sz w:val="20"/>
+      </w:rPr>
+    </w:lvl>
+    <w:lvl w:ilvl="6" w:tentative="1">
+      <w:start w:val="1"/>
+      <w:numFmt w:val="bullet"/>
+      <w:lvlText w:val=""/>
+      <w:lvlJc w:val="left"/>
+      <w:pPr>
+        <w:tabs>
+          <w:tab w:val="num" w:pos="5040"/>
+        </w:tabs>
+        <w:ind w:left="5040" w:hanging="360"/>
+      </w:pPr>
+      <w:rPr>
+        <w:rFonts w:ascii="Wingdings" w:hAnsi="Wingdings" w:hint="default"/>
+        <w:sz w:val="20"/>
+      </w:rPr>
+    </w:lvl>
+    <w:lvl w:ilvl="7" w:tentative="1">
+      <w:start w:val="1"/>
+      <w:numFmt w:val="bullet"/>
+      <w:lvlText w:val=""/>
+      <w:lvlJc w:val="left"/>
+      <w:pPr>
+        <w:tabs>
+          <w:tab w:val="num" w:pos="5760"/>
+        </w:tabs>
+        <w:ind w:left="5760" w:hanging="360"/>
+      </w:pPr>
+      <w:rPr>
+        <w:rFonts w:ascii="Wingdings" w:hAnsi="Wingdings" w:hint="default"/>
+        <w:sz w:val="20"/>
+      </w:rPr>
+    </w:lvl>
+    <w:lvl w:ilvl="8" w:tentative="1">
+      <w:start w:val="1"/>
+      <w:numFmt w:val="bullet"/>
+      <w:lvlText w:val=""/>
+      <w:lvlJc w:val="left"/>
+      <w:pPr>
+        <w:tabs>
+          <w:tab w:val="num" w:pos="6480"/>
+        </w:tabs>
+        <w:ind w:left="6480" w:hanging="360"/>
+      </w:pPr>
+      <w:rPr>
+        <w:rFonts w:ascii="Wingdings" w:hAnsi="Wingdings" w:hint="default"/>
+        <w:sz w:val="20"/>
+      </w:rPr>
+    </w:lvl>
+  </w:abstractNum>
+  <w:num w:numId="1" w16cid:durableId="1810126488">
+    <w:abstractNumId w:val="6"/>
+  </w:num>
+  <w:num w:numId="2" w16cid:durableId="415321719">
+    <w:abstractNumId w:val="11"/>
+  </w:num>
+  <w:num w:numId="3" w16cid:durableId="1481507681">
+    <w:abstractNumId w:val="18"/>
+  </w:num>
+  <w:num w:numId="4" w16cid:durableId="866021983">
+    <w:abstractNumId w:val="13"/>
+  </w:num>
+  <w:num w:numId="5" w16cid:durableId="1474372530">
+    <w:abstractNumId w:val="16"/>
+  </w:num>
+  <w:num w:numId="6" w16cid:durableId="1477452760">
+    <w:abstractNumId w:val="7"/>
+  </w:num>
+  <w:num w:numId="7" w16cid:durableId="1113670740">
+    <w:abstractNumId w:val="9"/>
+  </w:num>
+  <w:num w:numId="8" w16cid:durableId="1378890803">
+    <w:abstractNumId w:val="4"/>
+  </w:num>
+  <w:num w:numId="9" w16cid:durableId="221215935">
+    <w:abstractNumId w:val="8"/>
+  </w:num>
+  <w:num w:numId="10" w16cid:durableId="1684355165">
+    <w:abstractNumId w:val="3"/>
+  </w:num>
+  <w:num w:numId="11" w16cid:durableId="690180500">
+    <w:abstractNumId w:val="5"/>
+  </w:num>
+  <w:num w:numId="12" w16cid:durableId="1167205271">
+    <w:abstractNumId w:val="19"/>
+  </w:num>
+  <w:num w:numId="13" w16cid:durableId="1777604124">
+    <w:abstractNumId w:val="0"/>
+  </w:num>
+  <w:num w:numId="14" w16cid:durableId="785806592">
+    <w:abstractNumId w:val="14"/>
+  </w:num>
+  <w:num w:numId="15" w16cid:durableId="938104313">
+    <w:abstractNumId w:val="15"/>
+  </w:num>
+  <w:num w:numId="16" w16cid:durableId="73939142">
+    <w:abstractNumId w:val="17"/>
+  </w:num>
+  <w:num w:numId="17" w16cid:durableId="1087455956">
+    <w:abstractNumId w:val="12"/>
+  </w:num>
+  <w:num w:numId="18" w16cid:durableId="1729692016">
+    <w:abstractNumId w:val="1"/>
+  </w:num>
+  <w:num w:numId="19" w16cid:durableId="1873228796">
+    <w:abstractNumId w:val="10"/>
+  </w:num>
+  <w:num w:numId="20" w16cid:durableId="820921515">
+    <w:abstractNumId w:val="2"/>
+  </w:num>
+</w:numbering>
 </file>
 
 <file path=word/styles.xml><?xml version="1.0" encoding="utf-8"?>
